--- a/public/attestaciya-1-liniya-blank.docx
+++ b/public/attestaciya-1-liniya-blank.docx
@@ -41,7 +41,6 @@
       <w:tblPr>
         <w:tblStyle w:val="TableGrid"/>
         <w:tblW w:type="auto" w:w="0"/>
-        <w:jc w:val="center"/>
         <w:tblLook w:firstColumn="1" w:firstRow="1" w:lastColumn="0" w:lastRow="0" w:noHBand="0" w:noVBand="1" w:val="04A0"/>
       </w:tblPr>
       <w:tblGrid>
@@ -205,7 +204,7 @@
               <w:spacing w:before="20" w:after="20"/>
             </w:pPr>
             <w:r>
-              <w:t>первичная / плановая / внеплановая</w:t>
+              <w:t>первичная / плановая / внеплановая / повторная</w:t>
             </w:r>
           </w:p>
         </w:tc>
@@ -285,7 +284,6 @@
       <w:tblPr>
         <w:tblStyle w:val="TableGrid"/>
         <w:tblW w:type="auto" w:w="0"/>
-        <w:jc w:val="center"/>
         <w:tblLook w:firstColumn="1" w:firstRow="1" w:lastColumn="0" w:lastRow="0" w:noHBand="0" w:noVBand="1" w:val="04A0"/>
       </w:tblPr>
       <w:tblGrid>
@@ -456,14 +454,13 @@
         <w:rPr>
           <w:b/>
         </w:rPr>
-        <w:t>Вес 15% · 25 вопросов · максимум 50 баллов</w:t>
+        <w:t>Вес 10% · 25 вопросов · максимум 50 баллов</w:t>
       </w:r>
     </w:p>
     <w:tbl>
       <w:tblPr>
         <w:tblStyle w:val="TableGrid"/>
         <w:tblW w:type="auto" w:w="0"/>
-        <w:jc w:val="center"/>
         <w:tblLook w:firstColumn="1" w:firstRow="1" w:lastColumn="0" w:lastRow="0" w:noHBand="0" w:noVBand="1" w:val="04A0"/>
       </w:tblPr>
       <w:tblGrid>
@@ -502,7 +499,7 @@
               <w:rPr>
                 <w:b/>
               </w:rPr>
-              <w:t>Подраздел</w:t>
+              <w:t>Подпункт</w:t>
             </w:r>
           </w:p>
         </w:tc>
@@ -518,7 +515,7 @@
               <w:rPr>
                 <w:b/>
               </w:rPr>
-              <w:t>Вопросы</w:t>
+              <w:t>Вопр.</w:t>
             </w:r>
           </w:p>
         </w:tc>
@@ -834,7 +831,7 @@
               <w:spacing w:before="20" w:after="20"/>
             </w:pPr>
             <w:r>
-              <w:t>База знаний</w:t>
+              <w:t>База знаний и эскалация</w:t>
             </w:r>
           </w:p>
         </w:tc>
@@ -949,7 +946,7 @@
     <w:p/>
     <w:p>
       <w:r>
-        <w:t>Процент выполнения: ______ %   →   в зачёт (× 15%): ______ из 15</w:t>
+        <w:t>Процент выполнения: ______ %   →   в зачёт (× 10%): ______ из 10</w:t>
       </w:r>
     </w:p>
     <w:p>
@@ -998,7 +995,7 @@
         <w:rPr>
           <w:color w:val="1F3B57"/>
         </w:rPr>
-        <w:t>Раздел 2. Учётные записи и управление доступом</w:t>
+        <w:t>Раздел 2. Удалённый рабочий стол (RDP)</w:t>
       </w:r>
     </w:p>
     <w:p>
@@ -1006,14 +1003,13 @@
         <w:rPr>
           <w:b/>
         </w:rPr>
-        <w:t>Вес 22% · 31 вопрос · максимум 62 балла · критичный раздел</w:t>
+        <w:t>Вес 18% · 34 вопроса · максимум 68 баллов · критичный раздел</w:t>
       </w:r>
     </w:p>
     <w:tbl>
       <w:tblPr>
         <w:tblStyle w:val="TableGrid"/>
         <w:tblW w:type="auto" w:w="0"/>
-        <w:jc w:val="center"/>
         <w:tblLook w:firstColumn="1" w:firstRow="1" w:lastColumn="0" w:lastRow="0" w:noHBand="0" w:noVBand="1" w:val="04A0"/>
       </w:tblPr>
       <w:tblGrid>
@@ -1052,7 +1048,7 @@
               <w:rPr>
                 <w:b/>
               </w:rPr>
-              <w:t>Подраздел</w:t>
+              <w:t>Подпункт</w:t>
             </w:r>
           </w:p>
         </w:tc>
@@ -1068,7 +1064,7 @@
               <w:rPr>
                 <w:b/>
               </w:rPr>
-              <w:t>Вопросы</w:t>
+              <w:t>Вопр.</w:t>
             </w:r>
           </w:p>
         </w:tc>
@@ -1128,7 +1124,7 @@
               <w:spacing w:before="20" w:after="20"/>
             </w:pPr>
             <w:r>
-              <w:t>Приём сотрудника — сквозной процесс</w:t>
+              <w:t>Создание и блокировка пользователя</w:t>
             </w:r>
           </w:p>
         </w:tc>
@@ -1141,7 +1137,7 @@
               <w:spacing w:before="20" w:after="20"/>
             </w:pPr>
             <w:r>
-              <w:t>5</w:t>
+              <w:t>6</w:t>
             </w:r>
           </w:p>
         </w:tc>
@@ -1164,7 +1160,7 @@
               <w:spacing w:before="20" w:after="20"/>
             </w:pPr>
             <w:r>
-              <w:t>10</w:t>
+              <w:t>12</w:t>
             </w:r>
           </w:p>
         </w:tc>
@@ -1192,7 +1188,7 @@
               <w:spacing w:before="20" w:after="20"/>
             </w:pPr>
             <w:r>
-              <w:t>Создание учётной записи в Active Directory</w:t>
+              <w:t>Проблемы с подключением</w:t>
             </w:r>
           </w:p>
         </w:tc>
@@ -1205,7 +1201,7 @@
               <w:spacing w:before="20" w:after="20"/>
             </w:pPr>
             <w:r>
-              <w:t>5</w:t>
+              <w:t>6</w:t>
             </w:r>
           </w:p>
         </w:tc>
@@ -1228,7 +1224,7 @@
               <w:spacing w:before="20" w:after="20"/>
             </w:pPr>
             <w:r>
-              <w:t>10</w:t>
+              <w:t>12</w:t>
             </w:r>
           </w:p>
         </w:tc>
@@ -1256,10 +1252,7 @@
               <w:spacing w:before="20" w:after="20"/>
             </w:pPr>
             <w:r>
-              <w:rPr>
-                <w:b/>
-              </w:rPr>
-              <w:t>Блокировка при увольнении</w:t>
+              <w:t>Зависшие сеансы</w:t>
             </w:r>
           </w:p>
         </w:tc>
@@ -1272,7 +1265,7 @@
               <w:spacing w:before="20" w:after="20"/>
             </w:pPr>
             <w:r>
-              <w:t>6</w:t>
+              <w:t>4</w:t>
             </w:r>
           </w:p>
         </w:tc>
@@ -1295,7 +1288,7 @@
               <w:spacing w:before="20" w:after="20"/>
             </w:pPr>
             <w:r>
-              <w:t>12</w:t>
+              <w:t>8</w:t>
             </w:r>
           </w:p>
         </w:tc>
@@ -1323,7 +1316,7 @@
               <w:spacing w:before="20" w:after="20"/>
             </w:pPr>
             <w:r>
-              <w:t>Разблокировка пользователя</w:t>
+              <w:t>Права и доступ к папкам</w:t>
             </w:r>
           </w:p>
         </w:tc>
@@ -1336,7 +1329,7 @@
               <w:spacing w:before="20" w:after="20"/>
             </w:pPr>
             <w:r>
-              <w:t>5</w:t>
+              <w:t>4</w:t>
             </w:r>
           </w:p>
         </w:tc>
@@ -1359,7 +1352,7 @@
               <w:spacing w:before="20" w:after="20"/>
             </w:pPr>
             <w:r>
-              <w:t>10</w:t>
+              <w:t>8</w:t>
             </w:r>
           </w:p>
         </w:tc>
@@ -1387,7 +1380,7 @@
               <w:spacing w:before="20" w:after="20"/>
             </w:pPr>
             <w:r>
-              <w:t>Изменение прав</w:t>
+              <w:t>Печать с удалённого рабочего стола</w:t>
             </w:r>
           </w:p>
         </w:tc>
@@ -1451,7 +1444,71 @@
               <w:spacing w:before="20" w:after="20"/>
             </w:pPr>
             <w:r>
-              <w:t>Парольная политика</w:t>
+              <w:t>Производительность и зависания</w:t>
+            </w:r>
+          </w:p>
+        </w:tc>
+        <w:tc>
+          <w:tcPr>
+            <w:tcW w:type="dxa" w:w="2040"/>
+          </w:tcPr>
+          <w:p>
+            <w:pPr>
+              <w:spacing w:before="20" w:after="20"/>
+            </w:pPr>
+            <w:r>
+              <w:t>4</w:t>
+            </w:r>
+          </w:p>
+        </w:tc>
+        <w:tc>
+          <w:tcPr>
+            <w:tcW w:type="dxa" w:w="2040"/>
+          </w:tcPr>
+          <w:p>
+            <w:pPr>
+              <w:spacing w:before="20" w:after="20"/>
+            </w:pPr>
+          </w:p>
+        </w:tc>
+        <w:tc>
+          <w:tcPr>
+            <w:tcW w:type="dxa" w:w="2040"/>
+          </w:tcPr>
+          <w:p>
+            <w:pPr>
+              <w:spacing w:before="20" w:after="20"/>
+            </w:pPr>
+            <w:r>
+              <w:t>8</w:t>
+            </w:r>
+          </w:p>
+        </w:tc>
+      </w:tr>
+      <w:tr>
+        <w:tc>
+          <w:tcPr>
+            <w:tcW w:type="dxa" w:w="2040"/>
+          </w:tcPr>
+          <w:p>
+            <w:pPr>
+              <w:spacing w:before="20" w:after="20"/>
+            </w:pPr>
+            <w:r>
+              <w:t>2.7</w:t>
+            </w:r>
+          </w:p>
+        </w:tc>
+        <w:tc>
+          <w:tcPr>
+            <w:tcW w:type="dxa" w:w="2040"/>
+          </w:tcPr>
+          <w:p>
+            <w:pPr>
+              <w:spacing w:before="20" w:after="20"/>
+            </w:pPr>
+            <w:r>
+              <w:t>Установка ПО и удалённая помощь</w:t>
             </w:r>
           </w:p>
         </w:tc>
@@ -1531,7 +1588,7 @@
               <w:rPr>
                 <w:b/>
               </w:rPr>
-              <w:t>31</w:t>
+              <w:t>34</w:t>
             </w:r>
           </w:p>
         </w:tc>
@@ -1557,7 +1614,1498 @@
               <w:rPr>
                 <w:b/>
               </w:rPr>
-              <w:t>62</w:t>
+              <w:t>68</w:t>
+            </w:r>
+          </w:p>
+        </w:tc>
+      </w:tr>
+    </w:tbl>
+    <w:p/>
+    <w:p>
+      <w:r>
+        <w:t>Процент выполнения: ______ %   →   в зачёт (× 18%): ______ из 18</w:t>
+      </w:r>
+    </w:p>
+    <w:p>
+      <w:r>
+        <w:t>Замечания:</w:t>
+      </w:r>
+    </w:p>
+    <w:tbl>
+      <w:tblPr>
+        <w:tblStyle w:val="TableGrid"/>
+        <w:tblW w:type="auto" w:w="0"/>
+        <w:tblLook w:firstColumn="1" w:firstRow="1" w:lastColumn="0" w:lastRow="0" w:noHBand="0" w:noVBand="1" w:val="04A0"/>
+      </w:tblPr>
+      <w:tblGrid>
+        <w:gridCol w:w="10200"/>
+      </w:tblGrid>
+      <w:tr>
+        <w:tc>
+          <w:tcPr>
+            <w:tcW w:type="dxa" w:w="10200"/>
+          </w:tcPr>
+          <w:p>
+            <w:r>
+              <w:br/>
+              <w:br/>
+              <w:br/>
+            </w:r>
+          </w:p>
+        </w:tc>
+      </w:tr>
+    </w:tbl>
+    <w:p/>
+    <w:p>
+      <w:r>
+        <w:rPr>
+          <w:color w:val="BBBBBB"/>
+        </w:rPr>
+        <w:t>──────────────────────────────────────────────────────────────────────────────</w:t>
+      </w:r>
+    </w:p>
+    <w:p>
+      <w:pPr>
+        <w:pStyle w:val="Heading2"/>
+      </w:pPr>
+      <w:r>
+        <w:rPr>
+          <w:color w:val="1F3B57"/>
+        </w:rPr>
+        <w:t>Раздел 3. 1С: МИС, Бухгалтерия, ЗУП</w:t>
+      </w:r>
+    </w:p>
+    <w:p>
+      <w:r>
+        <w:rPr>
+          <w:b/>
+        </w:rPr>
+        <w:t>Вес 30% · 47 вопросов · максимум 94 балла · критичный раздел</w:t>
+      </w:r>
+    </w:p>
+    <w:tbl>
+      <w:tblPr>
+        <w:tblStyle w:val="TableGrid"/>
+        <w:tblW w:type="auto" w:w="0"/>
+        <w:tblLook w:firstColumn="1" w:firstRow="1" w:lastColumn="0" w:lastRow="0" w:noHBand="0" w:noVBand="1" w:val="04A0"/>
+      </w:tblPr>
+      <w:tblGrid>
+        <w:gridCol w:w="2040"/>
+        <w:gridCol w:w="2040"/>
+        <w:gridCol w:w="2040"/>
+        <w:gridCol w:w="2040"/>
+        <w:gridCol w:w="2040"/>
+      </w:tblGrid>
+      <w:tr>
+        <w:tc>
+          <w:tcPr>
+            <w:tcW w:type="dxa" w:w="2040"/>
+          </w:tcPr>
+          <w:p>
+            <w:pPr>
+              <w:spacing w:before="20" w:after="20"/>
+            </w:pPr>
+            <w:r>
+              <w:rPr>
+                <w:b/>
+              </w:rPr>
+              <w:t>№</w:t>
+            </w:r>
+          </w:p>
+        </w:tc>
+        <w:tc>
+          <w:tcPr>
+            <w:tcW w:type="dxa" w:w="2040"/>
+          </w:tcPr>
+          <w:p>
+            <w:pPr>
+              <w:spacing w:before="20" w:after="20"/>
+            </w:pPr>
+            <w:r>
+              <w:rPr>
+                <w:b/>
+              </w:rPr>
+              <w:t>Подпункт</w:t>
+            </w:r>
+          </w:p>
+        </w:tc>
+        <w:tc>
+          <w:tcPr>
+            <w:tcW w:type="dxa" w:w="2040"/>
+          </w:tcPr>
+          <w:p>
+            <w:pPr>
+              <w:spacing w:before="20" w:after="20"/>
+            </w:pPr>
+            <w:r>
+              <w:rPr>
+                <w:b/>
+              </w:rPr>
+              <w:t>Вопр.</w:t>
+            </w:r>
+          </w:p>
+        </w:tc>
+        <w:tc>
+          <w:tcPr>
+            <w:tcW w:type="dxa" w:w="2040"/>
+          </w:tcPr>
+          <w:p>
+            <w:pPr>
+              <w:spacing w:before="20" w:after="20"/>
+            </w:pPr>
+            <w:r>
+              <w:rPr>
+                <w:b/>
+              </w:rPr>
+              <w:t>Баллы</w:t>
+            </w:r>
+          </w:p>
+        </w:tc>
+        <w:tc>
+          <w:tcPr>
+            <w:tcW w:type="dxa" w:w="2040"/>
+          </w:tcPr>
+          <w:p>
+            <w:pPr>
+              <w:spacing w:before="20" w:after="20"/>
+            </w:pPr>
+            <w:r>
+              <w:rPr>
+                <w:b/>
+              </w:rPr>
+              <w:t>Из</w:t>
+            </w:r>
+          </w:p>
+        </w:tc>
+      </w:tr>
+      <w:tr>
+        <w:tc>
+          <w:tcPr>
+            <w:tcW w:type="dxa" w:w="2040"/>
+          </w:tcPr>
+          <w:p>
+            <w:pPr>
+              <w:spacing w:before="20" w:after="20"/>
+            </w:pPr>
+            <w:r>
+              <w:t>3.1</w:t>
+            </w:r>
+          </w:p>
+        </w:tc>
+        <w:tc>
+          <w:tcPr>
+            <w:tcW w:type="dxa" w:w="2040"/>
+          </w:tcPr>
+          <w:p>
+            <w:pPr>
+              <w:spacing w:before="20" w:after="20"/>
+            </w:pPr>
+            <w:r>
+              <w:t>Навигация по базам</w:t>
+            </w:r>
+          </w:p>
+        </w:tc>
+        <w:tc>
+          <w:tcPr>
+            <w:tcW w:type="dxa" w:w="2040"/>
+          </w:tcPr>
+          <w:p>
+            <w:pPr>
+              <w:spacing w:before="20" w:after="20"/>
+            </w:pPr>
+            <w:r>
+              <w:t>5</w:t>
+            </w:r>
+          </w:p>
+        </w:tc>
+        <w:tc>
+          <w:tcPr>
+            <w:tcW w:type="dxa" w:w="2040"/>
+          </w:tcPr>
+          <w:p>
+            <w:pPr>
+              <w:spacing w:before="20" w:after="20"/>
+            </w:pPr>
+          </w:p>
+        </w:tc>
+        <w:tc>
+          <w:tcPr>
+            <w:tcW w:type="dxa" w:w="2040"/>
+          </w:tcPr>
+          <w:p>
+            <w:pPr>
+              <w:spacing w:before="20" w:after="20"/>
+            </w:pPr>
+            <w:r>
+              <w:t>10</w:t>
+            </w:r>
+          </w:p>
+        </w:tc>
+      </w:tr>
+      <w:tr>
+        <w:tc>
+          <w:tcPr>
+            <w:tcW w:type="dxa" w:w="2040"/>
+          </w:tcPr>
+          <w:p>
+            <w:pPr>
+              <w:spacing w:before="20" w:after="20"/>
+            </w:pPr>
+            <w:r>
+              <w:t>3.2</w:t>
+            </w:r>
+          </w:p>
+        </w:tc>
+        <w:tc>
+          <w:tcPr>
+            <w:tcW w:type="dxa" w:w="2040"/>
+          </w:tcPr>
+          <w:p>
+            <w:pPr>
+              <w:spacing w:before="20" w:after="20"/>
+            </w:pPr>
+            <w:r>
+              <w:t>Создание и блокировка пользователя</w:t>
+            </w:r>
+          </w:p>
+        </w:tc>
+        <w:tc>
+          <w:tcPr>
+            <w:tcW w:type="dxa" w:w="2040"/>
+          </w:tcPr>
+          <w:p>
+            <w:pPr>
+              <w:spacing w:before="20" w:after="20"/>
+            </w:pPr>
+            <w:r>
+              <w:t>6</w:t>
+            </w:r>
+          </w:p>
+        </w:tc>
+        <w:tc>
+          <w:tcPr>
+            <w:tcW w:type="dxa" w:w="2040"/>
+          </w:tcPr>
+          <w:p>
+            <w:pPr>
+              <w:spacing w:before="20" w:after="20"/>
+            </w:pPr>
+          </w:p>
+        </w:tc>
+        <w:tc>
+          <w:tcPr>
+            <w:tcW w:type="dxa" w:w="2040"/>
+          </w:tcPr>
+          <w:p>
+            <w:pPr>
+              <w:spacing w:before="20" w:after="20"/>
+            </w:pPr>
+            <w:r>
+              <w:t>12</w:t>
+            </w:r>
+          </w:p>
+        </w:tc>
+      </w:tr>
+      <w:tr>
+        <w:tc>
+          <w:tcPr>
+            <w:tcW w:type="dxa" w:w="2040"/>
+          </w:tcPr>
+          <w:p>
+            <w:pPr>
+              <w:spacing w:before="20" w:after="20"/>
+            </w:pPr>
+            <w:r>
+              <w:t>3.3</w:t>
+            </w:r>
+          </w:p>
+        </w:tc>
+        <w:tc>
+          <w:tcPr>
+            <w:tcW w:type="dxa" w:w="2040"/>
+          </w:tcPr>
+          <w:p>
+            <w:pPr>
+              <w:spacing w:before="20" w:after="20"/>
+            </w:pPr>
+            <w:r>
+              <w:rPr>
+                <w:b/>
+              </w:rPr>
+              <w:t>Права и роли</w:t>
+            </w:r>
+          </w:p>
+        </w:tc>
+        <w:tc>
+          <w:tcPr>
+            <w:tcW w:type="dxa" w:w="2040"/>
+          </w:tcPr>
+          <w:p>
+            <w:pPr>
+              <w:spacing w:before="20" w:after="20"/>
+            </w:pPr>
+            <w:r>
+              <w:t>7</w:t>
+            </w:r>
+          </w:p>
+        </w:tc>
+        <w:tc>
+          <w:tcPr>
+            <w:tcW w:type="dxa" w:w="2040"/>
+          </w:tcPr>
+          <w:p>
+            <w:pPr>
+              <w:spacing w:before="20" w:after="20"/>
+            </w:pPr>
+          </w:p>
+        </w:tc>
+        <w:tc>
+          <w:tcPr>
+            <w:tcW w:type="dxa" w:w="2040"/>
+          </w:tcPr>
+          <w:p>
+            <w:pPr>
+              <w:spacing w:before="20" w:after="20"/>
+            </w:pPr>
+            <w:r>
+              <w:t>14</w:t>
+            </w:r>
+          </w:p>
+        </w:tc>
+      </w:tr>
+      <w:tr>
+        <w:tc>
+          <w:tcPr>
+            <w:tcW w:type="dxa" w:w="2040"/>
+          </w:tcPr>
+          <w:p>
+            <w:pPr>
+              <w:spacing w:before="20" w:after="20"/>
+            </w:pPr>
+            <w:r>
+              <w:t>3.4</w:t>
+            </w:r>
+          </w:p>
+        </w:tc>
+        <w:tc>
+          <w:tcPr>
+            <w:tcW w:type="dxa" w:w="2040"/>
+          </w:tcPr>
+          <w:p>
+            <w:pPr>
+              <w:spacing w:before="20" w:after="20"/>
+            </w:pPr>
+            <w:r>
+              <w:rPr>
+                <w:b/>
+              </w:rPr>
+              <w:t>Ошибки входа</w:t>
+            </w:r>
+          </w:p>
+        </w:tc>
+        <w:tc>
+          <w:tcPr>
+            <w:tcW w:type="dxa" w:w="2040"/>
+          </w:tcPr>
+          <w:p>
+            <w:pPr>
+              <w:spacing w:before="20" w:after="20"/>
+            </w:pPr>
+            <w:r>
+              <w:t>6</w:t>
+            </w:r>
+          </w:p>
+        </w:tc>
+        <w:tc>
+          <w:tcPr>
+            <w:tcW w:type="dxa" w:w="2040"/>
+          </w:tcPr>
+          <w:p>
+            <w:pPr>
+              <w:spacing w:before="20" w:after="20"/>
+            </w:pPr>
+          </w:p>
+        </w:tc>
+        <w:tc>
+          <w:tcPr>
+            <w:tcW w:type="dxa" w:w="2040"/>
+          </w:tcPr>
+          <w:p>
+            <w:pPr>
+              <w:spacing w:before="20" w:after="20"/>
+            </w:pPr>
+            <w:r>
+              <w:t>12</w:t>
+            </w:r>
+          </w:p>
+        </w:tc>
+      </w:tr>
+      <w:tr>
+        <w:tc>
+          <w:tcPr>
+            <w:tcW w:type="dxa" w:w="2040"/>
+          </w:tcPr>
+          <w:p>
+            <w:pPr>
+              <w:spacing w:before="20" w:after="20"/>
+            </w:pPr>
+            <w:r>
+              <w:t>3.5</w:t>
+            </w:r>
+          </w:p>
+        </w:tc>
+        <w:tc>
+          <w:tcPr>
+            <w:tcW w:type="dxa" w:w="2040"/>
+          </w:tcPr>
+          <w:p>
+            <w:pPr>
+              <w:spacing w:before="20" w:after="20"/>
+            </w:pPr>
+            <w:r>
+              <w:t>Лицензии</w:t>
+            </w:r>
+          </w:p>
+        </w:tc>
+        <w:tc>
+          <w:tcPr>
+            <w:tcW w:type="dxa" w:w="2040"/>
+          </w:tcPr>
+          <w:p>
+            <w:pPr>
+              <w:spacing w:before="20" w:after="20"/>
+            </w:pPr>
+            <w:r>
+              <w:t>3</w:t>
+            </w:r>
+          </w:p>
+        </w:tc>
+        <w:tc>
+          <w:tcPr>
+            <w:tcW w:type="dxa" w:w="2040"/>
+          </w:tcPr>
+          <w:p>
+            <w:pPr>
+              <w:spacing w:before="20" w:after="20"/>
+            </w:pPr>
+          </w:p>
+        </w:tc>
+        <w:tc>
+          <w:tcPr>
+            <w:tcW w:type="dxa" w:w="2040"/>
+          </w:tcPr>
+          <w:p>
+            <w:pPr>
+              <w:spacing w:before="20" w:after="20"/>
+            </w:pPr>
+            <w:r>
+              <w:t>6</w:t>
+            </w:r>
+          </w:p>
+        </w:tc>
+      </w:tr>
+      <w:tr>
+        <w:tc>
+          <w:tcPr>
+            <w:tcW w:type="dxa" w:w="2040"/>
+          </w:tcPr>
+          <w:p>
+            <w:pPr>
+              <w:spacing w:before="20" w:after="20"/>
+            </w:pPr>
+            <w:r>
+              <w:t>3.6</w:t>
+            </w:r>
+          </w:p>
+        </w:tc>
+        <w:tc>
+          <w:tcPr>
+            <w:tcW w:type="dxa" w:w="2040"/>
+          </w:tcPr>
+          <w:p>
+            <w:pPr>
+              <w:spacing w:before="20" w:after="20"/>
+            </w:pPr>
+            <w:r>
+              <w:t>Обновление и создание баз</w:t>
+            </w:r>
+          </w:p>
+        </w:tc>
+        <w:tc>
+          <w:tcPr>
+            <w:tcW w:type="dxa" w:w="2040"/>
+          </w:tcPr>
+          <w:p>
+            <w:pPr>
+              <w:spacing w:before="20" w:after="20"/>
+            </w:pPr>
+            <w:r>
+              <w:t>5</w:t>
+            </w:r>
+          </w:p>
+        </w:tc>
+        <w:tc>
+          <w:tcPr>
+            <w:tcW w:type="dxa" w:w="2040"/>
+          </w:tcPr>
+          <w:p>
+            <w:pPr>
+              <w:spacing w:before="20" w:after="20"/>
+            </w:pPr>
+          </w:p>
+        </w:tc>
+        <w:tc>
+          <w:tcPr>
+            <w:tcW w:type="dxa" w:w="2040"/>
+          </w:tcPr>
+          <w:p>
+            <w:pPr>
+              <w:spacing w:before="20" w:after="20"/>
+            </w:pPr>
+            <w:r>
+              <w:t>10</w:t>
+            </w:r>
+          </w:p>
+        </w:tc>
+      </w:tr>
+      <w:tr>
+        <w:tc>
+          <w:tcPr>
+            <w:tcW w:type="dxa" w:w="2040"/>
+          </w:tcPr>
+          <w:p>
+            <w:pPr>
+              <w:spacing w:before="20" w:after="20"/>
+            </w:pPr>
+            <w:r>
+              <w:t>3.7</w:t>
+            </w:r>
+          </w:p>
+        </w:tc>
+        <w:tc>
+          <w:tcPr>
+            <w:tcW w:type="dxa" w:w="2040"/>
+          </w:tcPr>
+          <w:p>
+            <w:pPr>
+              <w:spacing w:before="20" w:after="20"/>
+            </w:pPr>
+            <w:r>
+              <w:t>Функциональные проблемы МИС</w:t>
+            </w:r>
+          </w:p>
+        </w:tc>
+        <w:tc>
+          <w:tcPr>
+            <w:tcW w:type="dxa" w:w="2040"/>
+          </w:tcPr>
+          <w:p>
+            <w:pPr>
+              <w:spacing w:before="20" w:after="20"/>
+            </w:pPr>
+            <w:r>
+              <w:t>6</w:t>
+            </w:r>
+          </w:p>
+        </w:tc>
+        <w:tc>
+          <w:tcPr>
+            <w:tcW w:type="dxa" w:w="2040"/>
+          </w:tcPr>
+          <w:p>
+            <w:pPr>
+              <w:spacing w:before="20" w:after="20"/>
+            </w:pPr>
+          </w:p>
+        </w:tc>
+        <w:tc>
+          <w:tcPr>
+            <w:tcW w:type="dxa" w:w="2040"/>
+          </w:tcPr>
+          <w:p>
+            <w:pPr>
+              <w:spacing w:before="20" w:after="20"/>
+            </w:pPr>
+            <w:r>
+              <w:t>12</w:t>
+            </w:r>
+          </w:p>
+        </w:tc>
+      </w:tr>
+      <w:tr>
+        <w:tc>
+          <w:tcPr>
+            <w:tcW w:type="dxa" w:w="2040"/>
+          </w:tcPr>
+          <w:p>
+            <w:pPr>
+              <w:spacing w:before="20" w:after="20"/>
+            </w:pPr>
+            <w:r>
+              <w:t>3.8</w:t>
+            </w:r>
+          </w:p>
+        </w:tc>
+        <w:tc>
+          <w:tcPr>
+            <w:tcW w:type="dxa" w:w="2040"/>
+          </w:tcPr>
+          <w:p>
+            <w:pPr>
+              <w:spacing w:before="20" w:after="20"/>
+            </w:pPr>
+            <w:r>
+              <w:t>Документы в Бухгалтерии и ЗУП</w:t>
+            </w:r>
+          </w:p>
+        </w:tc>
+        <w:tc>
+          <w:tcPr>
+            <w:tcW w:type="dxa" w:w="2040"/>
+          </w:tcPr>
+          <w:p>
+            <w:pPr>
+              <w:spacing w:before="20" w:after="20"/>
+            </w:pPr>
+            <w:r>
+              <w:t>5</w:t>
+            </w:r>
+          </w:p>
+        </w:tc>
+        <w:tc>
+          <w:tcPr>
+            <w:tcW w:type="dxa" w:w="2040"/>
+          </w:tcPr>
+          <w:p>
+            <w:pPr>
+              <w:spacing w:before="20" w:after="20"/>
+            </w:pPr>
+          </w:p>
+        </w:tc>
+        <w:tc>
+          <w:tcPr>
+            <w:tcW w:type="dxa" w:w="2040"/>
+          </w:tcPr>
+          <w:p>
+            <w:pPr>
+              <w:spacing w:before="20" w:after="20"/>
+            </w:pPr>
+            <w:r>
+              <w:t>10</w:t>
+            </w:r>
+          </w:p>
+        </w:tc>
+      </w:tr>
+      <w:tr>
+        <w:tc>
+          <w:tcPr>
+            <w:tcW w:type="dxa" w:w="2040"/>
+          </w:tcPr>
+          <w:p>
+            <w:pPr>
+              <w:spacing w:before="20" w:after="20"/>
+            </w:pPr>
+            <w:r>
+              <w:t>3.9</w:t>
+            </w:r>
+          </w:p>
+        </w:tc>
+        <w:tc>
+          <w:tcPr>
+            <w:tcW w:type="dxa" w:w="2040"/>
+          </w:tcPr>
+          <w:p>
+            <w:pPr>
+              <w:spacing w:before="20" w:after="20"/>
+            </w:pPr>
+            <w:r>
+              <w:t>Производительность</w:t>
+            </w:r>
+          </w:p>
+        </w:tc>
+        <w:tc>
+          <w:tcPr>
+            <w:tcW w:type="dxa" w:w="2040"/>
+          </w:tcPr>
+          <w:p>
+            <w:pPr>
+              <w:spacing w:before="20" w:after="20"/>
+            </w:pPr>
+            <w:r>
+              <w:t>4</w:t>
+            </w:r>
+          </w:p>
+        </w:tc>
+        <w:tc>
+          <w:tcPr>
+            <w:tcW w:type="dxa" w:w="2040"/>
+          </w:tcPr>
+          <w:p>
+            <w:pPr>
+              <w:spacing w:before="20" w:after="20"/>
+            </w:pPr>
+          </w:p>
+        </w:tc>
+        <w:tc>
+          <w:tcPr>
+            <w:tcW w:type="dxa" w:w="2040"/>
+          </w:tcPr>
+          <w:p>
+            <w:pPr>
+              <w:spacing w:before="20" w:after="20"/>
+            </w:pPr>
+            <w:r>
+              <w:t>8</w:t>
+            </w:r>
+          </w:p>
+        </w:tc>
+      </w:tr>
+      <w:tr>
+        <w:tc>
+          <w:tcPr>
+            <w:tcW w:type="dxa" w:w="2040"/>
+          </w:tcPr>
+          <w:p>
+            <w:pPr>
+              <w:spacing w:before="20" w:after="20"/>
+            </w:pPr>
+          </w:p>
+        </w:tc>
+        <w:tc>
+          <w:tcPr>
+            <w:tcW w:type="dxa" w:w="2040"/>
+          </w:tcPr>
+          <w:p>
+            <w:pPr>
+              <w:spacing w:before="20" w:after="20"/>
+            </w:pPr>
+            <w:r>
+              <w:rPr>
+                <w:b/>
+              </w:rPr>
+              <w:t>Итого по разделу 3</w:t>
+            </w:r>
+          </w:p>
+        </w:tc>
+        <w:tc>
+          <w:tcPr>
+            <w:tcW w:type="dxa" w:w="2040"/>
+          </w:tcPr>
+          <w:p>
+            <w:pPr>
+              <w:spacing w:before="20" w:after="20"/>
+            </w:pPr>
+            <w:r>
+              <w:rPr>
+                <w:b/>
+              </w:rPr>
+              <w:t>47</w:t>
+            </w:r>
+          </w:p>
+        </w:tc>
+        <w:tc>
+          <w:tcPr>
+            <w:tcW w:type="dxa" w:w="2040"/>
+          </w:tcPr>
+          <w:p>
+            <w:pPr>
+              <w:spacing w:before="20" w:after="20"/>
+            </w:pPr>
+          </w:p>
+        </w:tc>
+        <w:tc>
+          <w:tcPr>
+            <w:tcW w:type="dxa" w:w="2040"/>
+          </w:tcPr>
+          <w:p>
+            <w:pPr>
+              <w:spacing w:before="20" w:after="20"/>
+            </w:pPr>
+            <w:r>
+              <w:rPr>
+                <w:b/>
+              </w:rPr>
+              <w:t>94</w:t>
+            </w:r>
+          </w:p>
+        </w:tc>
+      </w:tr>
+    </w:tbl>
+    <w:p/>
+    <w:p>
+      <w:r>
+        <w:t>Процент выполнения: ______ %   →   в зачёт (× 30%): ______ из 30</w:t>
+      </w:r>
+    </w:p>
+    <w:p>
+      <w:r>
+        <w:t>Замечания:</w:t>
+      </w:r>
+    </w:p>
+    <w:tbl>
+      <w:tblPr>
+        <w:tblStyle w:val="TableGrid"/>
+        <w:tblW w:type="auto" w:w="0"/>
+        <w:tblLook w:firstColumn="1" w:firstRow="1" w:lastColumn="0" w:lastRow="0" w:noHBand="0" w:noVBand="1" w:val="04A0"/>
+      </w:tblPr>
+      <w:tblGrid>
+        <w:gridCol w:w="10200"/>
+      </w:tblGrid>
+      <w:tr>
+        <w:tc>
+          <w:tcPr>
+            <w:tcW w:type="dxa" w:w="10200"/>
+          </w:tcPr>
+          <w:p>
+            <w:r>
+              <w:br/>
+              <w:br/>
+              <w:br/>
+            </w:r>
+          </w:p>
+        </w:tc>
+      </w:tr>
+    </w:tbl>
+    <w:p/>
+    <w:p>
+      <w:r>
+        <w:rPr>
+          <w:color w:val="BBBBBB"/>
+        </w:rPr>
+        <w:t>──────────────────────────────────────────────────────────────────────────────</w:t>
+      </w:r>
+    </w:p>
+    <w:p>
+      <w:pPr>
+        <w:pStyle w:val="Heading2"/>
+      </w:pPr>
+      <w:r>
+        <w:rPr>
+          <w:color w:val="1F3B57"/>
+        </w:rPr>
+        <w:t>Раздел 4. Битрикс24</w:t>
+      </w:r>
+    </w:p>
+    <w:p>
+      <w:r>
+        <w:rPr>
+          <w:b/>
+        </w:rPr>
+        <w:t>Вес 22% · 29 вопросов · максимум 58 баллов · критичный раздел</w:t>
+      </w:r>
+    </w:p>
+    <w:tbl>
+      <w:tblPr>
+        <w:tblStyle w:val="TableGrid"/>
+        <w:tblW w:type="auto" w:w="0"/>
+        <w:tblLook w:firstColumn="1" w:firstRow="1" w:lastColumn="0" w:lastRow="0" w:noHBand="0" w:noVBand="1" w:val="04A0"/>
+      </w:tblPr>
+      <w:tblGrid>
+        <w:gridCol w:w="2040"/>
+        <w:gridCol w:w="2040"/>
+        <w:gridCol w:w="2040"/>
+        <w:gridCol w:w="2040"/>
+        <w:gridCol w:w="2040"/>
+      </w:tblGrid>
+      <w:tr>
+        <w:tc>
+          <w:tcPr>
+            <w:tcW w:type="dxa" w:w="2040"/>
+          </w:tcPr>
+          <w:p>
+            <w:pPr>
+              <w:spacing w:before="20" w:after="20"/>
+            </w:pPr>
+            <w:r>
+              <w:rPr>
+                <w:b/>
+              </w:rPr>
+              <w:t>№</w:t>
+            </w:r>
+          </w:p>
+        </w:tc>
+        <w:tc>
+          <w:tcPr>
+            <w:tcW w:type="dxa" w:w="2040"/>
+          </w:tcPr>
+          <w:p>
+            <w:pPr>
+              <w:spacing w:before="20" w:after="20"/>
+            </w:pPr>
+            <w:r>
+              <w:rPr>
+                <w:b/>
+              </w:rPr>
+              <w:t>Подпункт</w:t>
+            </w:r>
+          </w:p>
+        </w:tc>
+        <w:tc>
+          <w:tcPr>
+            <w:tcW w:type="dxa" w:w="2040"/>
+          </w:tcPr>
+          <w:p>
+            <w:pPr>
+              <w:spacing w:before="20" w:after="20"/>
+            </w:pPr>
+            <w:r>
+              <w:rPr>
+                <w:b/>
+              </w:rPr>
+              <w:t>Вопр.</w:t>
+            </w:r>
+          </w:p>
+        </w:tc>
+        <w:tc>
+          <w:tcPr>
+            <w:tcW w:type="dxa" w:w="2040"/>
+          </w:tcPr>
+          <w:p>
+            <w:pPr>
+              <w:spacing w:before="20" w:after="20"/>
+            </w:pPr>
+            <w:r>
+              <w:rPr>
+                <w:b/>
+              </w:rPr>
+              <w:t>Баллы</w:t>
+            </w:r>
+          </w:p>
+        </w:tc>
+        <w:tc>
+          <w:tcPr>
+            <w:tcW w:type="dxa" w:w="2040"/>
+          </w:tcPr>
+          <w:p>
+            <w:pPr>
+              <w:spacing w:before="20" w:after="20"/>
+            </w:pPr>
+            <w:r>
+              <w:rPr>
+                <w:b/>
+              </w:rPr>
+              <w:t>Из</w:t>
+            </w:r>
+          </w:p>
+        </w:tc>
+      </w:tr>
+      <w:tr>
+        <w:tc>
+          <w:tcPr>
+            <w:tcW w:type="dxa" w:w="2040"/>
+          </w:tcPr>
+          <w:p>
+            <w:pPr>
+              <w:spacing w:before="20" w:after="20"/>
+            </w:pPr>
+            <w:r>
+              <w:t>4.1</w:t>
+            </w:r>
+          </w:p>
+        </w:tc>
+        <w:tc>
+          <w:tcPr>
+            <w:tcW w:type="dxa" w:w="2040"/>
+          </w:tcPr>
+          <w:p>
+            <w:pPr>
+              <w:spacing w:before="20" w:after="20"/>
+            </w:pPr>
+            <w:r>
+              <w:t>Создание пользователя</w:t>
+            </w:r>
+          </w:p>
+        </w:tc>
+        <w:tc>
+          <w:tcPr>
+            <w:tcW w:type="dxa" w:w="2040"/>
+          </w:tcPr>
+          <w:p>
+            <w:pPr>
+              <w:spacing w:before="20" w:after="20"/>
+            </w:pPr>
+            <w:r>
+              <w:t>5</w:t>
+            </w:r>
+          </w:p>
+        </w:tc>
+        <w:tc>
+          <w:tcPr>
+            <w:tcW w:type="dxa" w:w="2040"/>
+          </w:tcPr>
+          <w:p>
+            <w:pPr>
+              <w:spacing w:before="20" w:after="20"/>
+            </w:pPr>
+          </w:p>
+        </w:tc>
+        <w:tc>
+          <w:tcPr>
+            <w:tcW w:type="dxa" w:w="2040"/>
+          </w:tcPr>
+          <w:p>
+            <w:pPr>
+              <w:spacing w:before="20" w:after="20"/>
+            </w:pPr>
+            <w:r>
+              <w:t>10</w:t>
+            </w:r>
+          </w:p>
+        </w:tc>
+      </w:tr>
+      <w:tr>
+        <w:tc>
+          <w:tcPr>
+            <w:tcW w:type="dxa" w:w="2040"/>
+          </w:tcPr>
+          <w:p>
+            <w:pPr>
+              <w:spacing w:before="20" w:after="20"/>
+            </w:pPr>
+            <w:r>
+              <w:t>4.2</w:t>
+            </w:r>
+          </w:p>
+        </w:tc>
+        <w:tc>
+          <w:tcPr>
+            <w:tcW w:type="dxa" w:w="2040"/>
+          </w:tcPr>
+          <w:p>
+            <w:pPr>
+              <w:spacing w:before="20" w:after="20"/>
+            </w:pPr>
+            <w:r>
+              <w:rPr>
+                <w:b/>
+              </w:rPr>
+              <w:t>Блокировка и увольнение</w:t>
+            </w:r>
+          </w:p>
+        </w:tc>
+        <w:tc>
+          <w:tcPr>
+            <w:tcW w:type="dxa" w:w="2040"/>
+          </w:tcPr>
+          <w:p>
+            <w:pPr>
+              <w:spacing w:before="20" w:after="20"/>
+            </w:pPr>
+            <w:r>
+              <w:t>4</w:t>
+            </w:r>
+          </w:p>
+        </w:tc>
+        <w:tc>
+          <w:tcPr>
+            <w:tcW w:type="dxa" w:w="2040"/>
+          </w:tcPr>
+          <w:p>
+            <w:pPr>
+              <w:spacing w:before="20" w:after="20"/>
+            </w:pPr>
+          </w:p>
+        </w:tc>
+        <w:tc>
+          <w:tcPr>
+            <w:tcW w:type="dxa" w:w="2040"/>
+          </w:tcPr>
+          <w:p>
+            <w:pPr>
+              <w:spacing w:before="20" w:after="20"/>
+            </w:pPr>
+            <w:r>
+              <w:t>8</w:t>
+            </w:r>
+          </w:p>
+        </w:tc>
+      </w:tr>
+      <w:tr>
+        <w:tc>
+          <w:tcPr>
+            <w:tcW w:type="dxa" w:w="2040"/>
+          </w:tcPr>
+          <w:p>
+            <w:pPr>
+              <w:spacing w:before="20" w:after="20"/>
+            </w:pPr>
+            <w:r>
+              <w:t>4.3</w:t>
+            </w:r>
+          </w:p>
+        </w:tc>
+        <w:tc>
+          <w:tcPr>
+            <w:tcW w:type="dxa" w:w="2040"/>
+          </w:tcPr>
+          <w:p>
+            <w:pPr>
+              <w:spacing w:before="20" w:after="20"/>
+            </w:pPr>
+            <w:r>
+              <w:t>Разблокировка и восстановление</w:t>
+            </w:r>
+          </w:p>
+        </w:tc>
+        <w:tc>
+          <w:tcPr>
+            <w:tcW w:type="dxa" w:w="2040"/>
+          </w:tcPr>
+          <w:p>
+            <w:pPr>
+              <w:spacing w:before="20" w:after="20"/>
+            </w:pPr>
+            <w:r>
+              <w:t>3</w:t>
+            </w:r>
+          </w:p>
+        </w:tc>
+        <w:tc>
+          <w:tcPr>
+            <w:tcW w:type="dxa" w:w="2040"/>
+          </w:tcPr>
+          <w:p>
+            <w:pPr>
+              <w:spacing w:before="20" w:after="20"/>
+            </w:pPr>
+          </w:p>
+        </w:tc>
+        <w:tc>
+          <w:tcPr>
+            <w:tcW w:type="dxa" w:w="2040"/>
+          </w:tcPr>
+          <w:p>
+            <w:pPr>
+              <w:spacing w:before="20" w:after="20"/>
+            </w:pPr>
+            <w:r>
+              <w:t>6</w:t>
+            </w:r>
+          </w:p>
+        </w:tc>
+      </w:tr>
+      <w:tr>
+        <w:tc>
+          <w:tcPr>
+            <w:tcW w:type="dxa" w:w="2040"/>
+          </w:tcPr>
+          <w:p>
+            <w:pPr>
+              <w:spacing w:before="20" w:after="20"/>
+            </w:pPr>
+            <w:r>
+              <w:t>4.4</w:t>
+            </w:r>
+          </w:p>
+        </w:tc>
+        <w:tc>
+          <w:tcPr>
+            <w:tcW w:type="dxa" w:w="2040"/>
+          </w:tcPr>
+          <w:p>
+            <w:pPr>
+              <w:spacing w:before="20" w:after="20"/>
+            </w:pPr>
+            <w:r>
+              <w:t>Оргструктура и должности</w:t>
+            </w:r>
+          </w:p>
+        </w:tc>
+        <w:tc>
+          <w:tcPr>
+            <w:tcW w:type="dxa" w:w="2040"/>
+          </w:tcPr>
+          <w:p>
+            <w:pPr>
+              <w:spacing w:before="20" w:after="20"/>
+            </w:pPr>
+            <w:r>
+              <w:t>4</w:t>
+            </w:r>
+          </w:p>
+        </w:tc>
+        <w:tc>
+          <w:tcPr>
+            <w:tcW w:type="dxa" w:w="2040"/>
+          </w:tcPr>
+          <w:p>
+            <w:pPr>
+              <w:spacing w:before="20" w:after="20"/>
+            </w:pPr>
+          </w:p>
+        </w:tc>
+        <w:tc>
+          <w:tcPr>
+            <w:tcW w:type="dxa" w:w="2040"/>
+          </w:tcPr>
+          <w:p>
+            <w:pPr>
+              <w:spacing w:before="20" w:after="20"/>
+            </w:pPr>
+            <w:r>
+              <w:t>8</w:t>
+            </w:r>
+          </w:p>
+        </w:tc>
+      </w:tr>
+      <w:tr>
+        <w:tc>
+          <w:tcPr>
+            <w:tcW w:type="dxa" w:w="2040"/>
+          </w:tcPr>
+          <w:p>
+            <w:pPr>
+              <w:spacing w:before="20" w:after="20"/>
+            </w:pPr>
+            <w:r>
+              <w:t>4.5</w:t>
+            </w:r>
+          </w:p>
+        </w:tc>
+        <w:tc>
+          <w:tcPr>
+            <w:tcW w:type="dxa" w:w="2040"/>
+          </w:tcPr>
+          <w:p>
+            <w:pPr>
+              <w:spacing w:before="20" w:after="20"/>
+            </w:pPr>
+            <w:r>
+              <w:t>Права и доступ к CRM</w:t>
+            </w:r>
+          </w:p>
+        </w:tc>
+        <w:tc>
+          <w:tcPr>
+            <w:tcW w:type="dxa" w:w="2040"/>
+          </w:tcPr>
+          <w:p>
+            <w:pPr>
+              <w:spacing w:before="20" w:after="20"/>
+            </w:pPr>
+            <w:r>
+              <w:t>5</w:t>
+            </w:r>
+          </w:p>
+        </w:tc>
+        <w:tc>
+          <w:tcPr>
+            <w:tcW w:type="dxa" w:w="2040"/>
+          </w:tcPr>
+          <w:p>
+            <w:pPr>
+              <w:spacing w:before="20" w:after="20"/>
+            </w:pPr>
+          </w:p>
+        </w:tc>
+        <w:tc>
+          <w:tcPr>
+            <w:tcW w:type="dxa" w:w="2040"/>
+          </w:tcPr>
+          <w:p>
+            <w:pPr>
+              <w:spacing w:before="20" w:after="20"/>
+            </w:pPr>
+            <w:r>
+              <w:t>10</w:t>
+            </w:r>
+          </w:p>
+        </w:tc>
+      </w:tr>
+      <w:tr>
+        <w:tc>
+          <w:tcPr>
+            <w:tcW w:type="dxa" w:w="2040"/>
+          </w:tcPr>
+          <w:p>
+            <w:pPr>
+              <w:spacing w:before="20" w:after="20"/>
+            </w:pPr>
+            <w:r>
+              <w:t>4.6</w:t>
+            </w:r>
+          </w:p>
+        </w:tc>
+        <w:tc>
+          <w:tcPr>
+            <w:tcW w:type="dxa" w:w="2040"/>
+          </w:tcPr>
+          <w:p>
+            <w:pPr>
+              <w:spacing w:before="20" w:after="20"/>
+            </w:pPr>
+            <w:r>
+              <w:t>Проблемы входа</w:t>
+            </w:r>
+          </w:p>
+        </w:tc>
+        <w:tc>
+          <w:tcPr>
+            <w:tcW w:type="dxa" w:w="2040"/>
+          </w:tcPr>
+          <w:p>
+            <w:pPr>
+              <w:spacing w:before="20" w:after="20"/>
+            </w:pPr>
+            <w:r>
+              <w:t>4</w:t>
+            </w:r>
+          </w:p>
+        </w:tc>
+        <w:tc>
+          <w:tcPr>
+            <w:tcW w:type="dxa" w:w="2040"/>
+          </w:tcPr>
+          <w:p>
+            <w:pPr>
+              <w:spacing w:before="20" w:after="20"/>
+            </w:pPr>
+          </w:p>
+        </w:tc>
+        <w:tc>
+          <w:tcPr>
+            <w:tcW w:type="dxa" w:w="2040"/>
+          </w:tcPr>
+          <w:p>
+            <w:pPr>
+              <w:spacing w:before="20" w:after="20"/>
+            </w:pPr>
+            <w:r>
+              <w:t>8</w:t>
+            </w:r>
+          </w:p>
+        </w:tc>
+      </w:tr>
+      <w:tr>
+        <w:tc>
+          <w:tcPr>
+            <w:tcW w:type="dxa" w:w="2040"/>
+          </w:tcPr>
+          <w:p>
+            <w:pPr>
+              <w:spacing w:before="20" w:after="20"/>
+            </w:pPr>
+            <w:r>
+              <w:t>4.7</w:t>
+            </w:r>
+          </w:p>
+        </w:tc>
+        <w:tc>
+          <w:tcPr>
+            <w:tcW w:type="dxa" w:w="2040"/>
+          </w:tcPr>
+          <w:p>
+            <w:pPr>
+              <w:spacing w:before="20" w:after="20"/>
+            </w:pPr>
+            <w:r>
+              <w:t>Интеграции</w:t>
+            </w:r>
+          </w:p>
+        </w:tc>
+        <w:tc>
+          <w:tcPr>
+            <w:tcW w:type="dxa" w:w="2040"/>
+          </w:tcPr>
+          <w:p>
+            <w:pPr>
+              <w:spacing w:before="20" w:after="20"/>
+            </w:pPr>
+            <w:r>
+              <w:t>4</w:t>
+            </w:r>
+          </w:p>
+        </w:tc>
+        <w:tc>
+          <w:tcPr>
+            <w:tcW w:type="dxa" w:w="2040"/>
+          </w:tcPr>
+          <w:p>
+            <w:pPr>
+              <w:spacing w:before="20" w:after="20"/>
+            </w:pPr>
+          </w:p>
+        </w:tc>
+        <w:tc>
+          <w:tcPr>
+            <w:tcW w:type="dxa" w:w="2040"/>
+          </w:tcPr>
+          <w:p>
+            <w:pPr>
+              <w:spacing w:before="20" w:after="20"/>
+            </w:pPr>
+            <w:r>
+              <w:t>8</w:t>
+            </w:r>
+          </w:p>
+        </w:tc>
+      </w:tr>
+      <w:tr>
+        <w:tc>
+          <w:tcPr>
+            <w:tcW w:type="dxa" w:w="2040"/>
+          </w:tcPr>
+          <w:p>
+            <w:pPr>
+              <w:spacing w:before="20" w:after="20"/>
+            </w:pPr>
+          </w:p>
+        </w:tc>
+        <w:tc>
+          <w:tcPr>
+            <w:tcW w:type="dxa" w:w="2040"/>
+          </w:tcPr>
+          <w:p>
+            <w:pPr>
+              <w:spacing w:before="20" w:after="20"/>
+            </w:pPr>
+            <w:r>
+              <w:rPr>
+                <w:b/>
+              </w:rPr>
+              <w:t>Итого по разделу 4</w:t>
+            </w:r>
+          </w:p>
+        </w:tc>
+        <w:tc>
+          <w:tcPr>
+            <w:tcW w:type="dxa" w:w="2040"/>
+          </w:tcPr>
+          <w:p>
+            <w:pPr>
+              <w:spacing w:before="20" w:after="20"/>
+            </w:pPr>
+            <w:r>
+              <w:rPr>
+                <w:b/>
+              </w:rPr>
+              <w:t>29</w:t>
+            </w:r>
+          </w:p>
+        </w:tc>
+        <w:tc>
+          <w:tcPr>
+            <w:tcW w:type="dxa" w:w="2040"/>
+          </w:tcPr>
+          <w:p>
+            <w:pPr>
+              <w:spacing w:before="20" w:after="20"/>
+            </w:pPr>
+          </w:p>
+        </w:tc>
+        <w:tc>
+          <w:tcPr>
+            <w:tcW w:type="dxa" w:w="2040"/>
+          </w:tcPr>
+          <w:p>
+            <w:pPr>
+              <w:spacing w:before="20" w:after="20"/>
+            </w:pPr>
+            <w:r>
+              <w:rPr>
+                <w:b/>
+              </w:rPr>
+              <w:t>58</w:t>
             </w:r>
           </w:p>
         </w:tc>
@@ -1567,6 +3115,1803 @@
     <w:p>
       <w:r>
         <w:t>Процент выполнения: ______ %   →   в зачёт (× 22%): ______ из 22</w:t>
+      </w:r>
+    </w:p>
+    <w:p>
+      <w:r>
+        <w:t>Замечания:</w:t>
+      </w:r>
+    </w:p>
+    <w:tbl>
+      <w:tblPr>
+        <w:tblStyle w:val="TableGrid"/>
+        <w:tblW w:type="auto" w:w="0"/>
+        <w:tblLook w:firstColumn="1" w:firstRow="1" w:lastColumn="0" w:lastRow="0" w:noHBand="0" w:noVBand="1" w:val="04A0"/>
+      </w:tblPr>
+      <w:tblGrid>
+        <w:gridCol w:w="10200"/>
+      </w:tblGrid>
+      <w:tr>
+        <w:tc>
+          <w:tcPr>
+            <w:tcW w:type="dxa" w:w="10200"/>
+          </w:tcPr>
+          <w:p>
+            <w:r>
+              <w:br/>
+              <w:br/>
+              <w:br/>
+            </w:r>
+          </w:p>
+        </w:tc>
+      </w:tr>
+    </w:tbl>
+    <w:p/>
+    <w:p>
+      <w:r>
+        <w:rPr>
+          <w:color w:val="BBBBBB"/>
+        </w:rPr>
+        <w:t>──────────────────────────────────────────────────────────────────────────────</w:t>
+      </w:r>
+    </w:p>
+    <w:p>
+      <w:pPr>
+        <w:pStyle w:val="Heading2"/>
+      </w:pPr>
+      <w:r>
+        <w:rPr>
+          <w:color w:val="1F3B57"/>
+        </w:rPr>
+        <w:t>Раздел 5. Корпоративная почта</w:t>
+      </w:r>
+    </w:p>
+    <w:p>
+      <w:r>
+        <w:rPr>
+          <w:b/>
+        </w:rPr>
+        <w:t>Вес 8% · 11 вопросов · максимум 22 балла</w:t>
+      </w:r>
+    </w:p>
+    <w:tbl>
+      <w:tblPr>
+        <w:tblStyle w:val="TableGrid"/>
+        <w:tblW w:type="auto" w:w="0"/>
+        <w:tblLook w:firstColumn="1" w:firstRow="1" w:lastColumn="0" w:lastRow="0" w:noHBand="0" w:noVBand="1" w:val="04A0"/>
+      </w:tblPr>
+      <w:tblGrid>
+        <w:gridCol w:w="2040"/>
+        <w:gridCol w:w="2040"/>
+        <w:gridCol w:w="2040"/>
+        <w:gridCol w:w="2040"/>
+        <w:gridCol w:w="2040"/>
+      </w:tblGrid>
+      <w:tr>
+        <w:tc>
+          <w:tcPr>
+            <w:tcW w:type="dxa" w:w="2040"/>
+          </w:tcPr>
+          <w:p>
+            <w:pPr>
+              <w:spacing w:before="20" w:after="20"/>
+            </w:pPr>
+            <w:r>
+              <w:rPr>
+                <w:b/>
+              </w:rPr>
+              <w:t>№</w:t>
+            </w:r>
+          </w:p>
+        </w:tc>
+        <w:tc>
+          <w:tcPr>
+            <w:tcW w:type="dxa" w:w="2040"/>
+          </w:tcPr>
+          <w:p>
+            <w:pPr>
+              <w:spacing w:before="20" w:after="20"/>
+            </w:pPr>
+            <w:r>
+              <w:rPr>
+                <w:b/>
+              </w:rPr>
+              <w:t>Подпункт</w:t>
+            </w:r>
+          </w:p>
+        </w:tc>
+        <w:tc>
+          <w:tcPr>
+            <w:tcW w:type="dxa" w:w="2040"/>
+          </w:tcPr>
+          <w:p>
+            <w:pPr>
+              <w:spacing w:before="20" w:after="20"/>
+            </w:pPr>
+            <w:r>
+              <w:rPr>
+                <w:b/>
+              </w:rPr>
+              <w:t>Вопр.</w:t>
+            </w:r>
+          </w:p>
+        </w:tc>
+        <w:tc>
+          <w:tcPr>
+            <w:tcW w:type="dxa" w:w="2040"/>
+          </w:tcPr>
+          <w:p>
+            <w:pPr>
+              <w:spacing w:before="20" w:after="20"/>
+            </w:pPr>
+            <w:r>
+              <w:rPr>
+                <w:b/>
+              </w:rPr>
+              <w:t>Баллы</w:t>
+            </w:r>
+          </w:p>
+        </w:tc>
+        <w:tc>
+          <w:tcPr>
+            <w:tcW w:type="dxa" w:w="2040"/>
+          </w:tcPr>
+          <w:p>
+            <w:pPr>
+              <w:spacing w:before="20" w:after="20"/>
+            </w:pPr>
+            <w:r>
+              <w:rPr>
+                <w:b/>
+              </w:rPr>
+              <w:t>Из</w:t>
+            </w:r>
+          </w:p>
+        </w:tc>
+      </w:tr>
+      <w:tr>
+        <w:tc>
+          <w:tcPr>
+            <w:tcW w:type="dxa" w:w="2040"/>
+          </w:tcPr>
+          <w:p>
+            <w:pPr>
+              <w:spacing w:before="20" w:after="20"/>
+            </w:pPr>
+            <w:r>
+              <w:t>5.1</w:t>
+            </w:r>
+          </w:p>
+        </w:tc>
+        <w:tc>
+          <w:tcPr>
+            <w:tcW w:type="dxa" w:w="2040"/>
+          </w:tcPr>
+          <w:p>
+            <w:pPr>
+              <w:spacing w:before="20" w:after="20"/>
+            </w:pPr>
+            <w:r>
+              <w:t>Создание ящика</w:t>
+            </w:r>
+          </w:p>
+        </w:tc>
+        <w:tc>
+          <w:tcPr>
+            <w:tcW w:type="dxa" w:w="2040"/>
+          </w:tcPr>
+          <w:p>
+            <w:pPr>
+              <w:spacing w:before="20" w:after="20"/>
+            </w:pPr>
+            <w:r>
+              <w:t>4</w:t>
+            </w:r>
+          </w:p>
+        </w:tc>
+        <w:tc>
+          <w:tcPr>
+            <w:tcW w:type="dxa" w:w="2040"/>
+          </w:tcPr>
+          <w:p>
+            <w:pPr>
+              <w:spacing w:before="20" w:after="20"/>
+            </w:pPr>
+          </w:p>
+        </w:tc>
+        <w:tc>
+          <w:tcPr>
+            <w:tcW w:type="dxa" w:w="2040"/>
+          </w:tcPr>
+          <w:p>
+            <w:pPr>
+              <w:spacing w:before="20" w:after="20"/>
+            </w:pPr>
+            <w:r>
+              <w:t>8</w:t>
+            </w:r>
+          </w:p>
+        </w:tc>
+      </w:tr>
+      <w:tr>
+        <w:tc>
+          <w:tcPr>
+            <w:tcW w:type="dxa" w:w="2040"/>
+          </w:tcPr>
+          <w:p>
+            <w:pPr>
+              <w:spacing w:before="20" w:after="20"/>
+            </w:pPr>
+            <w:r>
+              <w:t>5.2</w:t>
+            </w:r>
+          </w:p>
+        </w:tc>
+        <w:tc>
+          <w:tcPr>
+            <w:tcW w:type="dxa" w:w="2040"/>
+          </w:tcPr>
+          <w:p>
+            <w:pPr>
+              <w:spacing w:before="20" w:after="20"/>
+            </w:pPr>
+            <w:r>
+              <w:t>Блокировка при увольнении</w:t>
+            </w:r>
+          </w:p>
+        </w:tc>
+        <w:tc>
+          <w:tcPr>
+            <w:tcW w:type="dxa" w:w="2040"/>
+          </w:tcPr>
+          <w:p>
+            <w:pPr>
+              <w:spacing w:before="20" w:after="20"/>
+            </w:pPr>
+            <w:r>
+              <w:t>3</w:t>
+            </w:r>
+          </w:p>
+        </w:tc>
+        <w:tc>
+          <w:tcPr>
+            <w:tcW w:type="dxa" w:w="2040"/>
+          </w:tcPr>
+          <w:p>
+            <w:pPr>
+              <w:spacing w:before="20" w:after="20"/>
+            </w:pPr>
+          </w:p>
+        </w:tc>
+        <w:tc>
+          <w:tcPr>
+            <w:tcW w:type="dxa" w:w="2040"/>
+          </w:tcPr>
+          <w:p>
+            <w:pPr>
+              <w:spacing w:before="20" w:after="20"/>
+            </w:pPr>
+            <w:r>
+              <w:t>6</w:t>
+            </w:r>
+          </w:p>
+        </w:tc>
+      </w:tr>
+      <w:tr>
+        <w:tc>
+          <w:tcPr>
+            <w:tcW w:type="dxa" w:w="2040"/>
+          </w:tcPr>
+          <w:p>
+            <w:pPr>
+              <w:spacing w:before="20" w:after="20"/>
+            </w:pPr>
+            <w:r>
+              <w:t>5.3</w:t>
+            </w:r>
+          </w:p>
+        </w:tc>
+        <w:tc>
+          <w:tcPr>
+            <w:tcW w:type="dxa" w:w="2040"/>
+          </w:tcPr>
+          <w:p>
+            <w:pPr>
+              <w:spacing w:before="20" w:after="20"/>
+            </w:pPr>
+            <w:r>
+              <w:t>Проблемы с почтой</w:t>
+            </w:r>
+          </w:p>
+        </w:tc>
+        <w:tc>
+          <w:tcPr>
+            <w:tcW w:type="dxa" w:w="2040"/>
+          </w:tcPr>
+          <w:p>
+            <w:pPr>
+              <w:spacing w:before="20" w:after="20"/>
+            </w:pPr>
+            <w:r>
+              <w:t>4</w:t>
+            </w:r>
+          </w:p>
+        </w:tc>
+        <w:tc>
+          <w:tcPr>
+            <w:tcW w:type="dxa" w:w="2040"/>
+          </w:tcPr>
+          <w:p>
+            <w:pPr>
+              <w:spacing w:before="20" w:after="20"/>
+            </w:pPr>
+          </w:p>
+        </w:tc>
+        <w:tc>
+          <w:tcPr>
+            <w:tcW w:type="dxa" w:w="2040"/>
+          </w:tcPr>
+          <w:p>
+            <w:pPr>
+              <w:spacing w:before="20" w:after="20"/>
+            </w:pPr>
+            <w:r>
+              <w:t>8</w:t>
+            </w:r>
+          </w:p>
+        </w:tc>
+      </w:tr>
+      <w:tr>
+        <w:tc>
+          <w:tcPr>
+            <w:tcW w:type="dxa" w:w="2040"/>
+          </w:tcPr>
+          <w:p>
+            <w:pPr>
+              <w:spacing w:before="20" w:after="20"/>
+            </w:pPr>
+          </w:p>
+        </w:tc>
+        <w:tc>
+          <w:tcPr>
+            <w:tcW w:type="dxa" w:w="2040"/>
+          </w:tcPr>
+          <w:p>
+            <w:pPr>
+              <w:spacing w:before="20" w:after="20"/>
+            </w:pPr>
+            <w:r>
+              <w:rPr>
+                <w:b/>
+              </w:rPr>
+              <w:t>Итого по разделу 5</w:t>
+            </w:r>
+          </w:p>
+        </w:tc>
+        <w:tc>
+          <w:tcPr>
+            <w:tcW w:type="dxa" w:w="2040"/>
+          </w:tcPr>
+          <w:p>
+            <w:pPr>
+              <w:spacing w:before="20" w:after="20"/>
+            </w:pPr>
+            <w:r>
+              <w:rPr>
+                <w:b/>
+              </w:rPr>
+              <w:t>11</w:t>
+            </w:r>
+          </w:p>
+        </w:tc>
+        <w:tc>
+          <w:tcPr>
+            <w:tcW w:type="dxa" w:w="2040"/>
+          </w:tcPr>
+          <w:p>
+            <w:pPr>
+              <w:spacing w:before="20" w:after="20"/>
+            </w:pPr>
+          </w:p>
+        </w:tc>
+        <w:tc>
+          <w:tcPr>
+            <w:tcW w:type="dxa" w:w="2040"/>
+          </w:tcPr>
+          <w:p>
+            <w:pPr>
+              <w:spacing w:before="20" w:after="20"/>
+            </w:pPr>
+            <w:r>
+              <w:rPr>
+                <w:b/>
+              </w:rPr>
+              <w:t>22</w:t>
+            </w:r>
+          </w:p>
+        </w:tc>
+      </w:tr>
+    </w:tbl>
+    <w:p/>
+    <w:p>
+      <w:r>
+        <w:t>Процент выполнения: ______ %   →   в зачёт (× 8%): ______ из 8</w:t>
+      </w:r>
+    </w:p>
+    <w:p>
+      <w:r>
+        <w:t>Замечания:</w:t>
+      </w:r>
+    </w:p>
+    <w:tbl>
+      <w:tblPr>
+        <w:tblStyle w:val="TableGrid"/>
+        <w:tblW w:type="auto" w:w="0"/>
+        <w:tblLook w:firstColumn="1" w:firstRow="1" w:lastColumn="0" w:lastRow="0" w:noHBand="0" w:noVBand="1" w:val="04A0"/>
+      </w:tblPr>
+      <w:tblGrid>
+        <w:gridCol w:w="10200"/>
+      </w:tblGrid>
+      <w:tr>
+        <w:tc>
+          <w:tcPr>
+            <w:tcW w:type="dxa" w:w="10200"/>
+          </w:tcPr>
+          <w:p>
+            <w:r>
+              <w:br/>
+              <w:br/>
+              <w:br/>
+            </w:r>
+          </w:p>
+        </w:tc>
+      </w:tr>
+    </w:tbl>
+    <w:p/>
+    <w:p>
+      <w:r>
+        <w:rPr>
+          <w:color w:val="BBBBBB"/>
+        </w:rPr>
+        <w:t>──────────────────────────────────────────────────────────────────────────────</w:t>
+      </w:r>
+    </w:p>
+    <w:p>
+      <w:pPr>
+        <w:pStyle w:val="Heading2"/>
+      </w:pPr>
+      <w:r>
+        <w:rPr>
+          <w:color w:val="1F3B57"/>
+        </w:rPr>
+        <w:t>Раздел 6. Телефония</w:t>
+      </w:r>
+    </w:p>
+    <w:p>
+      <w:r>
+        <w:rPr>
+          <w:b/>
+        </w:rPr>
+        <w:t>Вес 6% · 15 вопросов · максимум 30 баллов</w:t>
+      </w:r>
+    </w:p>
+    <w:tbl>
+      <w:tblPr>
+        <w:tblStyle w:val="TableGrid"/>
+        <w:tblW w:type="auto" w:w="0"/>
+        <w:tblLook w:firstColumn="1" w:firstRow="1" w:lastColumn="0" w:lastRow="0" w:noHBand="0" w:noVBand="1" w:val="04A0"/>
+      </w:tblPr>
+      <w:tblGrid>
+        <w:gridCol w:w="2040"/>
+        <w:gridCol w:w="2040"/>
+        <w:gridCol w:w="2040"/>
+        <w:gridCol w:w="2040"/>
+        <w:gridCol w:w="2040"/>
+      </w:tblGrid>
+      <w:tr>
+        <w:tc>
+          <w:tcPr>
+            <w:tcW w:type="dxa" w:w="2040"/>
+          </w:tcPr>
+          <w:p>
+            <w:pPr>
+              <w:spacing w:before="20" w:after="20"/>
+            </w:pPr>
+            <w:r>
+              <w:rPr>
+                <w:b/>
+              </w:rPr>
+              <w:t>№</w:t>
+            </w:r>
+          </w:p>
+        </w:tc>
+        <w:tc>
+          <w:tcPr>
+            <w:tcW w:type="dxa" w:w="2040"/>
+          </w:tcPr>
+          <w:p>
+            <w:pPr>
+              <w:spacing w:before="20" w:after="20"/>
+            </w:pPr>
+            <w:r>
+              <w:rPr>
+                <w:b/>
+              </w:rPr>
+              <w:t>Подпункт</w:t>
+            </w:r>
+          </w:p>
+        </w:tc>
+        <w:tc>
+          <w:tcPr>
+            <w:tcW w:type="dxa" w:w="2040"/>
+          </w:tcPr>
+          <w:p>
+            <w:pPr>
+              <w:spacing w:before="20" w:after="20"/>
+            </w:pPr>
+            <w:r>
+              <w:rPr>
+                <w:b/>
+              </w:rPr>
+              <w:t>Вопр.</w:t>
+            </w:r>
+          </w:p>
+        </w:tc>
+        <w:tc>
+          <w:tcPr>
+            <w:tcW w:type="dxa" w:w="2040"/>
+          </w:tcPr>
+          <w:p>
+            <w:pPr>
+              <w:spacing w:before="20" w:after="20"/>
+            </w:pPr>
+            <w:r>
+              <w:rPr>
+                <w:b/>
+              </w:rPr>
+              <w:t>Баллы</w:t>
+            </w:r>
+          </w:p>
+        </w:tc>
+        <w:tc>
+          <w:tcPr>
+            <w:tcW w:type="dxa" w:w="2040"/>
+          </w:tcPr>
+          <w:p>
+            <w:pPr>
+              <w:spacing w:before="20" w:after="20"/>
+            </w:pPr>
+            <w:r>
+              <w:rPr>
+                <w:b/>
+              </w:rPr>
+              <w:t>Из</w:t>
+            </w:r>
+          </w:p>
+        </w:tc>
+      </w:tr>
+      <w:tr>
+        <w:tc>
+          <w:tcPr>
+            <w:tcW w:type="dxa" w:w="2040"/>
+          </w:tcPr>
+          <w:p>
+            <w:pPr>
+              <w:spacing w:before="20" w:after="20"/>
+            </w:pPr>
+            <w:r>
+              <w:t>6.1</w:t>
+            </w:r>
+          </w:p>
+        </w:tc>
+        <w:tc>
+          <w:tcPr>
+            <w:tcW w:type="dxa" w:w="2040"/>
+          </w:tcPr>
+          <w:p>
+            <w:pPr>
+              <w:spacing w:before="20" w:after="20"/>
+            </w:pPr>
+            <w:r>
+              <w:t>Подключение и блокировка</w:t>
+            </w:r>
+          </w:p>
+        </w:tc>
+        <w:tc>
+          <w:tcPr>
+            <w:tcW w:type="dxa" w:w="2040"/>
+          </w:tcPr>
+          <w:p>
+            <w:pPr>
+              <w:spacing w:before="20" w:after="20"/>
+            </w:pPr>
+            <w:r>
+              <w:t>4</w:t>
+            </w:r>
+          </w:p>
+        </w:tc>
+        <w:tc>
+          <w:tcPr>
+            <w:tcW w:type="dxa" w:w="2040"/>
+          </w:tcPr>
+          <w:p>
+            <w:pPr>
+              <w:spacing w:before="20" w:after="20"/>
+            </w:pPr>
+          </w:p>
+        </w:tc>
+        <w:tc>
+          <w:tcPr>
+            <w:tcW w:type="dxa" w:w="2040"/>
+          </w:tcPr>
+          <w:p>
+            <w:pPr>
+              <w:spacing w:before="20" w:after="20"/>
+            </w:pPr>
+            <w:r>
+              <w:t>8</w:t>
+            </w:r>
+          </w:p>
+        </w:tc>
+      </w:tr>
+      <w:tr>
+        <w:tc>
+          <w:tcPr>
+            <w:tcW w:type="dxa" w:w="2040"/>
+          </w:tcPr>
+          <w:p>
+            <w:pPr>
+              <w:spacing w:before="20" w:after="20"/>
+            </w:pPr>
+            <w:r>
+              <w:t>6.2</w:t>
+            </w:r>
+          </w:p>
+        </w:tc>
+        <w:tc>
+          <w:tcPr>
+            <w:tcW w:type="dxa" w:w="2040"/>
+          </w:tcPr>
+          <w:p>
+            <w:pPr>
+              <w:spacing w:before="20" w:after="20"/>
+            </w:pPr>
+            <w:r>
+              <w:t>Номера и сим-карты</w:t>
+            </w:r>
+          </w:p>
+        </w:tc>
+        <w:tc>
+          <w:tcPr>
+            <w:tcW w:type="dxa" w:w="2040"/>
+          </w:tcPr>
+          <w:p>
+            <w:pPr>
+              <w:spacing w:before="20" w:after="20"/>
+            </w:pPr>
+            <w:r>
+              <w:t>4</w:t>
+            </w:r>
+          </w:p>
+        </w:tc>
+        <w:tc>
+          <w:tcPr>
+            <w:tcW w:type="dxa" w:w="2040"/>
+          </w:tcPr>
+          <w:p>
+            <w:pPr>
+              <w:spacing w:before="20" w:after="20"/>
+            </w:pPr>
+          </w:p>
+        </w:tc>
+        <w:tc>
+          <w:tcPr>
+            <w:tcW w:type="dxa" w:w="2040"/>
+          </w:tcPr>
+          <w:p>
+            <w:pPr>
+              <w:spacing w:before="20" w:after="20"/>
+            </w:pPr>
+            <w:r>
+              <w:t>8</w:t>
+            </w:r>
+          </w:p>
+        </w:tc>
+      </w:tr>
+      <w:tr>
+        <w:tc>
+          <w:tcPr>
+            <w:tcW w:type="dxa" w:w="2040"/>
+          </w:tcPr>
+          <w:p>
+            <w:pPr>
+              <w:spacing w:before="20" w:after="20"/>
+            </w:pPr>
+            <w:r>
+              <w:t>6.3</w:t>
+            </w:r>
+          </w:p>
+        </w:tc>
+        <w:tc>
+          <w:tcPr>
+            <w:tcW w:type="dxa" w:w="2040"/>
+          </w:tcPr>
+          <w:p>
+            <w:pPr>
+              <w:spacing w:before="20" w:after="20"/>
+            </w:pPr>
+            <w:r>
+              <w:t>Проблемы со звонками</w:t>
+            </w:r>
+          </w:p>
+        </w:tc>
+        <w:tc>
+          <w:tcPr>
+            <w:tcW w:type="dxa" w:w="2040"/>
+          </w:tcPr>
+          <w:p>
+            <w:pPr>
+              <w:spacing w:before="20" w:after="20"/>
+            </w:pPr>
+            <w:r>
+              <w:t>4</w:t>
+            </w:r>
+          </w:p>
+        </w:tc>
+        <w:tc>
+          <w:tcPr>
+            <w:tcW w:type="dxa" w:w="2040"/>
+          </w:tcPr>
+          <w:p>
+            <w:pPr>
+              <w:spacing w:before="20" w:after="20"/>
+            </w:pPr>
+          </w:p>
+        </w:tc>
+        <w:tc>
+          <w:tcPr>
+            <w:tcW w:type="dxa" w:w="2040"/>
+          </w:tcPr>
+          <w:p>
+            <w:pPr>
+              <w:spacing w:before="20" w:after="20"/>
+            </w:pPr>
+            <w:r>
+              <w:t>8</w:t>
+            </w:r>
+          </w:p>
+        </w:tc>
+      </w:tr>
+      <w:tr>
+        <w:tc>
+          <w:tcPr>
+            <w:tcW w:type="dxa" w:w="2040"/>
+          </w:tcPr>
+          <w:p>
+            <w:pPr>
+              <w:spacing w:before="20" w:after="20"/>
+            </w:pPr>
+            <w:r>
+              <w:t>6.4</w:t>
+            </w:r>
+          </w:p>
+        </w:tc>
+        <w:tc>
+          <w:tcPr>
+            <w:tcW w:type="dxa" w:w="2040"/>
+          </w:tcPr>
+          <w:p>
+            <w:pPr>
+              <w:spacing w:before="20" w:after="20"/>
+            </w:pPr>
+            <w:r>
+              <w:t>Автоматические сообщения и регламент</w:t>
+            </w:r>
+          </w:p>
+        </w:tc>
+        <w:tc>
+          <w:tcPr>
+            <w:tcW w:type="dxa" w:w="2040"/>
+          </w:tcPr>
+          <w:p>
+            <w:pPr>
+              <w:spacing w:before="20" w:after="20"/>
+            </w:pPr>
+            <w:r>
+              <w:t>3</w:t>
+            </w:r>
+          </w:p>
+        </w:tc>
+        <w:tc>
+          <w:tcPr>
+            <w:tcW w:type="dxa" w:w="2040"/>
+          </w:tcPr>
+          <w:p>
+            <w:pPr>
+              <w:spacing w:before="20" w:after="20"/>
+            </w:pPr>
+          </w:p>
+        </w:tc>
+        <w:tc>
+          <w:tcPr>
+            <w:tcW w:type="dxa" w:w="2040"/>
+          </w:tcPr>
+          <w:p>
+            <w:pPr>
+              <w:spacing w:before="20" w:after="20"/>
+            </w:pPr>
+            <w:r>
+              <w:t>6</w:t>
+            </w:r>
+          </w:p>
+        </w:tc>
+      </w:tr>
+      <w:tr>
+        <w:tc>
+          <w:tcPr>
+            <w:tcW w:type="dxa" w:w="2040"/>
+          </w:tcPr>
+          <w:p>
+            <w:pPr>
+              <w:spacing w:before="20" w:after="20"/>
+            </w:pPr>
+          </w:p>
+        </w:tc>
+        <w:tc>
+          <w:tcPr>
+            <w:tcW w:type="dxa" w:w="2040"/>
+          </w:tcPr>
+          <w:p>
+            <w:pPr>
+              <w:spacing w:before="20" w:after="20"/>
+            </w:pPr>
+            <w:r>
+              <w:rPr>
+                <w:b/>
+              </w:rPr>
+              <w:t>Итого по разделу 6</w:t>
+            </w:r>
+          </w:p>
+        </w:tc>
+        <w:tc>
+          <w:tcPr>
+            <w:tcW w:type="dxa" w:w="2040"/>
+          </w:tcPr>
+          <w:p>
+            <w:pPr>
+              <w:spacing w:before="20" w:after="20"/>
+            </w:pPr>
+            <w:r>
+              <w:rPr>
+                <w:b/>
+              </w:rPr>
+              <w:t>15</w:t>
+            </w:r>
+          </w:p>
+        </w:tc>
+        <w:tc>
+          <w:tcPr>
+            <w:tcW w:type="dxa" w:w="2040"/>
+          </w:tcPr>
+          <w:p>
+            <w:pPr>
+              <w:spacing w:before="20" w:after="20"/>
+            </w:pPr>
+          </w:p>
+        </w:tc>
+        <w:tc>
+          <w:tcPr>
+            <w:tcW w:type="dxa" w:w="2040"/>
+          </w:tcPr>
+          <w:p>
+            <w:pPr>
+              <w:spacing w:before="20" w:after="20"/>
+            </w:pPr>
+            <w:r>
+              <w:rPr>
+                <w:b/>
+              </w:rPr>
+              <w:t>30</w:t>
+            </w:r>
+          </w:p>
+        </w:tc>
+      </w:tr>
+    </w:tbl>
+    <w:p/>
+    <w:p>
+      <w:r>
+        <w:t>Процент выполнения: ______ %   →   в зачёт (× 6%): ______ из 6</w:t>
+      </w:r>
+    </w:p>
+    <w:p>
+      <w:r>
+        <w:t>Замечания:</w:t>
+      </w:r>
+    </w:p>
+    <w:tbl>
+      <w:tblPr>
+        <w:tblStyle w:val="TableGrid"/>
+        <w:tblW w:type="auto" w:w="0"/>
+        <w:tblLook w:firstColumn="1" w:firstRow="1" w:lastColumn="0" w:lastRow="0" w:noHBand="0" w:noVBand="1" w:val="04A0"/>
+      </w:tblPr>
+      <w:tblGrid>
+        <w:gridCol w:w="10200"/>
+      </w:tblGrid>
+      <w:tr>
+        <w:tc>
+          <w:tcPr>
+            <w:tcW w:type="dxa" w:w="10200"/>
+          </w:tcPr>
+          <w:p>
+            <w:r>
+              <w:br/>
+              <w:br/>
+              <w:br/>
+            </w:r>
+          </w:p>
+        </w:tc>
+      </w:tr>
+    </w:tbl>
+    <w:p/>
+    <w:p>
+      <w:r>
+        <w:rPr>
+          <w:color w:val="BBBBBB"/>
+        </w:rPr>
+        <w:t>──────────────────────────────────────────────────────────────────────────────</w:t>
+      </w:r>
+    </w:p>
+    <w:p>
+      <w:pPr>
+        <w:pStyle w:val="Heading2"/>
+      </w:pPr>
+      <w:r>
+        <w:rPr>
+          <w:color w:val="1F3B57"/>
+        </w:rPr>
+        <w:t>Раздел 7. VPN и удалённый доступ</w:t>
+      </w:r>
+    </w:p>
+    <w:p>
+      <w:r>
+        <w:rPr>
+          <w:b/>
+        </w:rPr>
+        <w:t>Вес 4% · 7 вопросов · максимум 14 баллов</w:t>
+      </w:r>
+    </w:p>
+    <w:tbl>
+      <w:tblPr>
+        <w:tblStyle w:val="TableGrid"/>
+        <w:tblW w:type="auto" w:w="0"/>
+        <w:tblLook w:firstColumn="1" w:firstRow="1" w:lastColumn="0" w:lastRow="0" w:noHBand="0" w:noVBand="1" w:val="04A0"/>
+      </w:tblPr>
+      <w:tblGrid>
+        <w:gridCol w:w="2040"/>
+        <w:gridCol w:w="2040"/>
+        <w:gridCol w:w="2040"/>
+        <w:gridCol w:w="2040"/>
+        <w:gridCol w:w="2040"/>
+      </w:tblGrid>
+      <w:tr>
+        <w:tc>
+          <w:tcPr>
+            <w:tcW w:type="dxa" w:w="2040"/>
+          </w:tcPr>
+          <w:p>
+            <w:pPr>
+              <w:spacing w:before="20" w:after="20"/>
+            </w:pPr>
+            <w:r>
+              <w:rPr>
+                <w:b/>
+              </w:rPr>
+              <w:t>№</w:t>
+            </w:r>
+          </w:p>
+        </w:tc>
+        <w:tc>
+          <w:tcPr>
+            <w:tcW w:type="dxa" w:w="2040"/>
+          </w:tcPr>
+          <w:p>
+            <w:pPr>
+              <w:spacing w:before="20" w:after="20"/>
+            </w:pPr>
+            <w:r>
+              <w:rPr>
+                <w:b/>
+              </w:rPr>
+              <w:t>Подпункт</w:t>
+            </w:r>
+          </w:p>
+        </w:tc>
+        <w:tc>
+          <w:tcPr>
+            <w:tcW w:type="dxa" w:w="2040"/>
+          </w:tcPr>
+          <w:p>
+            <w:pPr>
+              <w:spacing w:before="20" w:after="20"/>
+            </w:pPr>
+            <w:r>
+              <w:rPr>
+                <w:b/>
+              </w:rPr>
+              <w:t>Вопр.</w:t>
+            </w:r>
+          </w:p>
+        </w:tc>
+        <w:tc>
+          <w:tcPr>
+            <w:tcW w:type="dxa" w:w="2040"/>
+          </w:tcPr>
+          <w:p>
+            <w:pPr>
+              <w:spacing w:before="20" w:after="20"/>
+            </w:pPr>
+            <w:r>
+              <w:rPr>
+                <w:b/>
+              </w:rPr>
+              <w:t>Баллы</w:t>
+            </w:r>
+          </w:p>
+        </w:tc>
+        <w:tc>
+          <w:tcPr>
+            <w:tcW w:type="dxa" w:w="2040"/>
+          </w:tcPr>
+          <w:p>
+            <w:pPr>
+              <w:spacing w:before="20" w:after="20"/>
+            </w:pPr>
+            <w:r>
+              <w:rPr>
+                <w:b/>
+              </w:rPr>
+              <w:t>Из</w:t>
+            </w:r>
+          </w:p>
+        </w:tc>
+      </w:tr>
+      <w:tr>
+        <w:tc>
+          <w:tcPr>
+            <w:tcW w:type="dxa" w:w="2040"/>
+          </w:tcPr>
+          <w:p>
+            <w:pPr>
+              <w:spacing w:before="20" w:after="20"/>
+            </w:pPr>
+            <w:r>
+              <w:t>7.1</w:t>
+            </w:r>
+          </w:p>
+        </w:tc>
+        <w:tc>
+          <w:tcPr>
+            <w:tcW w:type="dxa" w:w="2040"/>
+          </w:tcPr>
+          <w:p>
+            <w:pPr>
+              <w:spacing w:before="20" w:after="20"/>
+            </w:pPr>
+            <w:r>
+              <w:t>Подключение</w:t>
+            </w:r>
+          </w:p>
+        </w:tc>
+        <w:tc>
+          <w:tcPr>
+            <w:tcW w:type="dxa" w:w="2040"/>
+          </w:tcPr>
+          <w:p>
+            <w:pPr>
+              <w:spacing w:before="20" w:after="20"/>
+            </w:pPr>
+            <w:r>
+              <w:t>4</w:t>
+            </w:r>
+          </w:p>
+        </w:tc>
+        <w:tc>
+          <w:tcPr>
+            <w:tcW w:type="dxa" w:w="2040"/>
+          </w:tcPr>
+          <w:p>
+            <w:pPr>
+              <w:spacing w:before="20" w:after="20"/>
+            </w:pPr>
+          </w:p>
+        </w:tc>
+        <w:tc>
+          <w:tcPr>
+            <w:tcW w:type="dxa" w:w="2040"/>
+          </w:tcPr>
+          <w:p>
+            <w:pPr>
+              <w:spacing w:before="20" w:after="20"/>
+            </w:pPr>
+            <w:r>
+              <w:t>8</w:t>
+            </w:r>
+          </w:p>
+        </w:tc>
+      </w:tr>
+      <w:tr>
+        <w:tc>
+          <w:tcPr>
+            <w:tcW w:type="dxa" w:w="2040"/>
+          </w:tcPr>
+          <w:p>
+            <w:pPr>
+              <w:spacing w:before="20" w:after="20"/>
+            </w:pPr>
+            <w:r>
+              <w:t>7.2</w:t>
+            </w:r>
+          </w:p>
+        </w:tc>
+        <w:tc>
+          <w:tcPr>
+            <w:tcW w:type="dxa" w:w="2040"/>
+          </w:tcPr>
+          <w:p>
+            <w:pPr>
+              <w:spacing w:before="20" w:after="20"/>
+            </w:pPr>
+            <w:r>
+              <w:t>Проблемы с VPN</w:t>
+            </w:r>
+          </w:p>
+        </w:tc>
+        <w:tc>
+          <w:tcPr>
+            <w:tcW w:type="dxa" w:w="2040"/>
+          </w:tcPr>
+          <w:p>
+            <w:pPr>
+              <w:spacing w:before="20" w:after="20"/>
+            </w:pPr>
+            <w:r>
+              <w:t>3</w:t>
+            </w:r>
+          </w:p>
+        </w:tc>
+        <w:tc>
+          <w:tcPr>
+            <w:tcW w:type="dxa" w:w="2040"/>
+          </w:tcPr>
+          <w:p>
+            <w:pPr>
+              <w:spacing w:before="20" w:after="20"/>
+            </w:pPr>
+          </w:p>
+        </w:tc>
+        <w:tc>
+          <w:tcPr>
+            <w:tcW w:type="dxa" w:w="2040"/>
+          </w:tcPr>
+          <w:p>
+            <w:pPr>
+              <w:spacing w:before="20" w:after="20"/>
+            </w:pPr>
+            <w:r>
+              <w:t>6</w:t>
+            </w:r>
+          </w:p>
+        </w:tc>
+      </w:tr>
+      <w:tr>
+        <w:tc>
+          <w:tcPr>
+            <w:tcW w:type="dxa" w:w="2040"/>
+          </w:tcPr>
+          <w:p>
+            <w:pPr>
+              <w:spacing w:before="20" w:after="20"/>
+            </w:pPr>
+          </w:p>
+        </w:tc>
+        <w:tc>
+          <w:tcPr>
+            <w:tcW w:type="dxa" w:w="2040"/>
+          </w:tcPr>
+          <w:p>
+            <w:pPr>
+              <w:spacing w:before="20" w:after="20"/>
+            </w:pPr>
+            <w:r>
+              <w:rPr>
+                <w:b/>
+              </w:rPr>
+              <w:t>Итого по разделу 7</w:t>
+            </w:r>
+          </w:p>
+        </w:tc>
+        <w:tc>
+          <w:tcPr>
+            <w:tcW w:type="dxa" w:w="2040"/>
+          </w:tcPr>
+          <w:p>
+            <w:pPr>
+              <w:spacing w:before="20" w:after="20"/>
+            </w:pPr>
+            <w:r>
+              <w:rPr>
+                <w:b/>
+              </w:rPr>
+              <w:t>7</w:t>
+            </w:r>
+          </w:p>
+        </w:tc>
+        <w:tc>
+          <w:tcPr>
+            <w:tcW w:type="dxa" w:w="2040"/>
+          </w:tcPr>
+          <w:p>
+            <w:pPr>
+              <w:spacing w:before="20" w:after="20"/>
+            </w:pPr>
+          </w:p>
+        </w:tc>
+        <w:tc>
+          <w:tcPr>
+            <w:tcW w:type="dxa" w:w="2040"/>
+          </w:tcPr>
+          <w:p>
+            <w:pPr>
+              <w:spacing w:before="20" w:after="20"/>
+            </w:pPr>
+            <w:r>
+              <w:rPr>
+                <w:b/>
+              </w:rPr>
+              <w:t>14</w:t>
+            </w:r>
+          </w:p>
+        </w:tc>
+      </w:tr>
+    </w:tbl>
+    <w:p/>
+    <w:p>
+      <w:r>
+        <w:t>Процент выполнения: ______ %   →   в зачёт (× 4%): ______ из 4</w:t>
+      </w:r>
+    </w:p>
+    <w:p>
+      <w:r>
+        <w:t>Замечания:</w:t>
+      </w:r>
+    </w:p>
+    <w:tbl>
+      <w:tblPr>
+        <w:tblStyle w:val="TableGrid"/>
+        <w:tblW w:type="auto" w:w="0"/>
+        <w:tblLook w:firstColumn="1" w:firstRow="1" w:lastColumn="0" w:lastRow="0" w:noHBand="0" w:noVBand="1" w:val="04A0"/>
+      </w:tblPr>
+      <w:tblGrid>
+        <w:gridCol w:w="10200"/>
+      </w:tblGrid>
+      <w:tr>
+        <w:tc>
+          <w:tcPr>
+            <w:tcW w:type="dxa" w:w="10200"/>
+          </w:tcPr>
+          <w:p>
+            <w:r>
+              <w:br/>
+              <w:br/>
+              <w:br/>
+            </w:r>
+          </w:p>
+        </w:tc>
+      </w:tr>
+    </w:tbl>
+    <w:p/>
+    <w:p>
+      <w:r>
+        <w:rPr>
+          <w:color w:val="BBBBBB"/>
+        </w:rPr>
+        <w:t>──────────────────────────────────────────────────────────────────────────────</w:t>
+      </w:r>
+    </w:p>
+    <w:p>
+      <w:pPr>
+        <w:pStyle w:val="Heading2"/>
+      </w:pPr>
+      <w:r>
+        <w:rPr>
+          <w:color w:val="1F3B57"/>
+        </w:rPr>
+        <w:t>Раздел 8. Прочие сервисы</w:t>
+      </w:r>
+    </w:p>
+    <w:p>
+      <w:r>
+        <w:rPr>
+          <w:b/>
+        </w:rPr>
+        <w:t>Вес 2% · 14 вопросов · максимум 28 баллов</w:t>
+      </w:r>
+    </w:p>
+    <w:tbl>
+      <w:tblPr>
+        <w:tblStyle w:val="TableGrid"/>
+        <w:tblW w:type="auto" w:w="0"/>
+        <w:tblLook w:firstColumn="1" w:firstRow="1" w:lastColumn="0" w:lastRow="0" w:noHBand="0" w:noVBand="1" w:val="04A0"/>
+      </w:tblPr>
+      <w:tblGrid>
+        <w:gridCol w:w="2040"/>
+        <w:gridCol w:w="2040"/>
+        <w:gridCol w:w="2040"/>
+        <w:gridCol w:w="2040"/>
+        <w:gridCol w:w="2040"/>
+      </w:tblGrid>
+      <w:tr>
+        <w:tc>
+          <w:tcPr>
+            <w:tcW w:type="dxa" w:w="2040"/>
+          </w:tcPr>
+          <w:p>
+            <w:pPr>
+              <w:spacing w:before="20" w:after="20"/>
+            </w:pPr>
+            <w:r>
+              <w:rPr>
+                <w:b/>
+              </w:rPr>
+              <w:t>№</w:t>
+            </w:r>
+          </w:p>
+        </w:tc>
+        <w:tc>
+          <w:tcPr>
+            <w:tcW w:type="dxa" w:w="2040"/>
+          </w:tcPr>
+          <w:p>
+            <w:pPr>
+              <w:spacing w:before="20" w:after="20"/>
+            </w:pPr>
+            <w:r>
+              <w:rPr>
+                <w:b/>
+              </w:rPr>
+              <w:t>Подпункт</w:t>
+            </w:r>
+          </w:p>
+        </w:tc>
+        <w:tc>
+          <w:tcPr>
+            <w:tcW w:type="dxa" w:w="2040"/>
+          </w:tcPr>
+          <w:p>
+            <w:pPr>
+              <w:spacing w:before="20" w:after="20"/>
+            </w:pPr>
+            <w:r>
+              <w:rPr>
+                <w:b/>
+              </w:rPr>
+              <w:t>Вопр.</w:t>
+            </w:r>
+          </w:p>
+        </w:tc>
+        <w:tc>
+          <w:tcPr>
+            <w:tcW w:type="dxa" w:w="2040"/>
+          </w:tcPr>
+          <w:p>
+            <w:pPr>
+              <w:spacing w:before="20" w:after="20"/>
+            </w:pPr>
+            <w:r>
+              <w:rPr>
+                <w:b/>
+              </w:rPr>
+              <w:t>Баллы</w:t>
+            </w:r>
+          </w:p>
+        </w:tc>
+        <w:tc>
+          <w:tcPr>
+            <w:tcW w:type="dxa" w:w="2040"/>
+          </w:tcPr>
+          <w:p>
+            <w:pPr>
+              <w:spacing w:before="20" w:after="20"/>
+            </w:pPr>
+            <w:r>
+              <w:rPr>
+                <w:b/>
+              </w:rPr>
+              <w:t>Из</w:t>
+            </w:r>
+          </w:p>
+        </w:tc>
+      </w:tr>
+      <w:tr>
+        <w:tc>
+          <w:tcPr>
+            <w:tcW w:type="dxa" w:w="2040"/>
+          </w:tcPr>
+          <w:p>
+            <w:pPr>
+              <w:spacing w:before="20" w:after="20"/>
+            </w:pPr>
+            <w:r>
+              <w:t>8.1</w:t>
+            </w:r>
+          </w:p>
+        </w:tc>
+        <w:tc>
+          <w:tcPr>
+            <w:tcW w:type="dxa" w:w="2040"/>
+          </w:tcPr>
+          <w:p>
+            <w:pPr>
+              <w:spacing w:before="20" w:after="20"/>
+            </w:pPr>
+            <w:r>
+              <w:t>Аналитика PowerBI</w:t>
+            </w:r>
+          </w:p>
+        </w:tc>
+        <w:tc>
+          <w:tcPr>
+            <w:tcW w:type="dxa" w:w="2040"/>
+          </w:tcPr>
+          <w:p>
+            <w:pPr>
+              <w:spacing w:before="20" w:after="20"/>
+            </w:pPr>
+            <w:r>
+              <w:t>4</w:t>
+            </w:r>
+          </w:p>
+        </w:tc>
+        <w:tc>
+          <w:tcPr>
+            <w:tcW w:type="dxa" w:w="2040"/>
+          </w:tcPr>
+          <w:p>
+            <w:pPr>
+              <w:spacing w:before="20" w:after="20"/>
+            </w:pPr>
+          </w:p>
+        </w:tc>
+        <w:tc>
+          <w:tcPr>
+            <w:tcW w:type="dxa" w:w="2040"/>
+          </w:tcPr>
+          <w:p>
+            <w:pPr>
+              <w:spacing w:before="20" w:after="20"/>
+            </w:pPr>
+            <w:r>
+              <w:t>8</w:t>
+            </w:r>
+          </w:p>
+        </w:tc>
+      </w:tr>
+      <w:tr>
+        <w:tc>
+          <w:tcPr>
+            <w:tcW w:type="dxa" w:w="2040"/>
+          </w:tcPr>
+          <w:p>
+            <w:pPr>
+              <w:spacing w:before="20" w:after="20"/>
+            </w:pPr>
+            <w:r>
+              <w:t>8.2</w:t>
+            </w:r>
+          </w:p>
+        </w:tc>
+        <w:tc>
+          <w:tcPr>
+            <w:tcW w:type="dxa" w:w="2040"/>
+          </w:tcPr>
+          <w:p>
+            <w:pPr>
+              <w:spacing w:before="20" w:after="20"/>
+            </w:pPr>
+            <w:r>
+              <w:t>Сервера банков</w:t>
+            </w:r>
+          </w:p>
+        </w:tc>
+        <w:tc>
+          <w:tcPr>
+            <w:tcW w:type="dxa" w:w="2040"/>
+          </w:tcPr>
+          <w:p>
+            <w:pPr>
+              <w:spacing w:before="20" w:after="20"/>
+            </w:pPr>
+            <w:r>
+              <w:t>3</w:t>
+            </w:r>
+          </w:p>
+        </w:tc>
+        <w:tc>
+          <w:tcPr>
+            <w:tcW w:type="dxa" w:w="2040"/>
+          </w:tcPr>
+          <w:p>
+            <w:pPr>
+              <w:spacing w:before="20" w:after="20"/>
+            </w:pPr>
+          </w:p>
+        </w:tc>
+        <w:tc>
+          <w:tcPr>
+            <w:tcW w:type="dxa" w:w="2040"/>
+          </w:tcPr>
+          <w:p>
+            <w:pPr>
+              <w:spacing w:before="20" w:after="20"/>
+            </w:pPr>
+            <w:r>
+              <w:t>6</w:t>
+            </w:r>
+          </w:p>
+        </w:tc>
+      </w:tr>
+      <w:tr>
+        <w:tc>
+          <w:tcPr>
+            <w:tcW w:type="dxa" w:w="2040"/>
+          </w:tcPr>
+          <w:p>
+            <w:pPr>
+              <w:spacing w:before="20" w:after="20"/>
+            </w:pPr>
+            <w:r>
+              <w:t>8.3</w:t>
+            </w:r>
+          </w:p>
+        </w:tc>
+        <w:tc>
+          <w:tcPr>
+            <w:tcW w:type="dxa" w:w="2040"/>
+          </w:tcPr>
+          <w:p>
+            <w:pPr>
+              <w:spacing w:before="20" w:after="20"/>
+            </w:pPr>
+            <w:r>
+              <w:t>ЭЦП и КриптоПро</w:t>
+            </w:r>
+          </w:p>
+        </w:tc>
+        <w:tc>
+          <w:tcPr>
+            <w:tcW w:type="dxa" w:w="2040"/>
+          </w:tcPr>
+          <w:p>
+            <w:pPr>
+              <w:spacing w:before="20" w:after="20"/>
+            </w:pPr>
+            <w:r>
+              <w:t>4</w:t>
+            </w:r>
+          </w:p>
+        </w:tc>
+        <w:tc>
+          <w:tcPr>
+            <w:tcW w:type="dxa" w:w="2040"/>
+          </w:tcPr>
+          <w:p>
+            <w:pPr>
+              <w:spacing w:before="20" w:after="20"/>
+            </w:pPr>
+          </w:p>
+        </w:tc>
+        <w:tc>
+          <w:tcPr>
+            <w:tcW w:type="dxa" w:w="2040"/>
+          </w:tcPr>
+          <w:p>
+            <w:pPr>
+              <w:spacing w:before="20" w:after="20"/>
+            </w:pPr>
+            <w:r>
+              <w:t>8</w:t>
+            </w:r>
+          </w:p>
+        </w:tc>
+      </w:tr>
+      <w:tr>
+        <w:tc>
+          <w:tcPr>
+            <w:tcW w:type="dxa" w:w="2040"/>
+          </w:tcPr>
+          <w:p>
+            <w:pPr>
+              <w:spacing w:before="20" w:after="20"/>
+            </w:pPr>
+            <w:r>
+              <w:t>8.4</w:t>
+            </w:r>
+          </w:p>
+        </w:tc>
+        <w:tc>
+          <w:tcPr>
+            <w:tcW w:type="dxa" w:w="2040"/>
+          </w:tcPr>
+          <w:p>
+            <w:pPr>
+              <w:spacing w:before="20" w:after="20"/>
+            </w:pPr>
+            <w:r>
+              <w:t>КонсультантПлюс и help-km.ru</w:t>
+            </w:r>
+          </w:p>
+        </w:tc>
+        <w:tc>
+          <w:tcPr>
+            <w:tcW w:type="dxa" w:w="2040"/>
+          </w:tcPr>
+          <w:p>
+            <w:pPr>
+              <w:spacing w:before="20" w:after="20"/>
+            </w:pPr>
+            <w:r>
+              <w:t>3</w:t>
+            </w:r>
+          </w:p>
+        </w:tc>
+        <w:tc>
+          <w:tcPr>
+            <w:tcW w:type="dxa" w:w="2040"/>
+          </w:tcPr>
+          <w:p>
+            <w:pPr>
+              <w:spacing w:before="20" w:after="20"/>
+            </w:pPr>
+          </w:p>
+        </w:tc>
+        <w:tc>
+          <w:tcPr>
+            <w:tcW w:type="dxa" w:w="2040"/>
+          </w:tcPr>
+          <w:p>
+            <w:pPr>
+              <w:spacing w:before="20" w:after="20"/>
+            </w:pPr>
+            <w:r>
+              <w:t>6</w:t>
+            </w:r>
+          </w:p>
+        </w:tc>
+      </w:tr>
+      <w:tr>
+        <w:tc>
+          <w:tcPr>
+            <w:tcW w:type="dxa" w:w="2040"/>
+          </w:tcPr>
+          <w:p>
+            <w:pPr>
+              <w:spacing w:before="20" w:after="20"/>
+            </w:pPr>
+          </w:p>
+        </w:tc>
+        <w:tc>
+          <w:tcPr>
+            <w:tcW w:type="dxa" w:w="2040"/>
+          </w:tcPr>
+          <w:p>
+            <w:pPr>
+              <w:spacing w:before="20" w:after="20"/>
+            </w:pPr>
+            <w:r>
+              <w:rPr>
+                <w:b/>
+              </w:rPr>
+              <w:t>Итого по разделу 8</w:t>
+            </w:r>
+          </w:p>
+        </w:tc>
+        <w:tc>
+          <w:tcPr>
+            <w:tcW w:type="dxa" w:w="2040"/>
+          </w:tcPr>
+          <w:p>
+            <w:pPr>
+              <w:spacing w:before="20" w:after="20"/>
+            </w:pPr>
+            <w:r>
+              <w:rPr>
+                <w:b/>
+              </w:rPr>
+              <w:t>14</w:t>
+            </w:r>
+          </w:p>
+        </w:tc>
+        <w:tc>
+          <w:tcPr>
+            <w:tcW w:type="dxa" w:w="2040"/>
+          </w:tcPr>
+          <w:p>
+            <w:pPr>
+              <w:spacing w:before="20" w:after="20"/>
+            </w:pPr>
+          </w:p>
+        </w:tc>
+        <w:tc>
+          <w:tcPr>
+            <w:tcW w:type="dxa" w:w="2040"/>
+          </w:tcPr>
+          <w:p>
+            <w:pPr>
+              <w:spacing w:before="20" w:after="20"/>
+            </w:pPr>
+            <w:r>
+              <w:rPr>
+                <w:b/>
+              </w:rPr>
+              <w:t>28</w:t>
+            </w:r>
+          </w:p>
+        </w:tc>
+      </w:tr>
+    </w:tbl>
+    <w:p/>
+    <w:p>
+      <w:r>
+        <w:t>Процент выполнения: ______ %   →   в зачёт (× 2%): ______ из 2</w:t>
+      </w:r>
+    </w:p>
+    <w:p>
+      <w:r>
+        <w:t>Замечания:</w:t>
+      </w:r>
+    </w:p>
+    <w:tbl>
+      <w:tblPr>
+        <w:tblStyle w:val="TableGrid"/>
+        <w:tblW w:type="auto" w:w="0"/>
+        <w:tblLook w:firstColumn="1" w:firstRow="1" w:lastColumn="0" w:lastRow="0" w:noHBand="0" w:noVBand="1" w:val="04A0"/>
+      </w:tblPr>
+      <w:tblGrid>
+        <w:gridCol w:w="10200"/>
+      </w:tblGrid>
+      <w:tr>
+        <w:tc>
+          <w:tcPr>
+            <w:tcW w:type="dxa" w:w="10200"/>
+          </w:tcPr>
+          <w:p>
+            <w:r>
+              <w:br/>
+              <w:br/>
+              <w:br/>
+            </w:r>
+          </w:p>
+        </w:tc>
+      </w:tr>
+    </w:tbl>
+    <w:p/>
+    <w:p>
+      <w:r>
+        <w:rPr>
+          <w:color w:val="BBBBBB"/>
+        </w:rPr>
+        <w:t>──────────────────────────────────────────────────────────────────────────────</w:t>
+      </w:r>
+    </w:p>
+    <w:p>
+      <w:pPr>
+        <w:pStyle w:val="Heading2"/>
+      </w:pPr>
+      <w:r>
+        <w:rPr>
+          <w:color w:val="1F3B57"/>
+        </w:rPr>
+        <w:t>Сквозная проверка: увольнение сотрудника</w:t>
       </w:r>
     </w:p>
     <w:p>
@@ -1584,12 +4929,32 @@
         <w:rPr>
           <w:color w:val="993300"/>
         </w:rPr>
-        <w:t xml:space="preserve"> Если в подразделе 2.3 сотрудник не назвал все системы блокировки (AD, 1С, Битрикс24, корпоративная почта, телефония, PowerBI, КонсультантПлюс, help-km.ru) — аттестация не пройдена независимо от общего балла. Незакрытый доступ уволенного — риск информационной безопасности.</w:t>
+        <w:t xml:space="preserve"> Вопрос задаётся отдельно от разделов. Если сотрудник не назвал все системы, где блокируется уволенный, — аттестация не пройдена независимо от общего балла. Незакрытый доступ уволенного это риск информационной безопасности, а таких заявок у группы 277.</w:t>
       </w:r>
     </w:p>
     <w:p>
       <w:r>
-        <w:t>Системы, названные сотрудником в п. 2.3 (отметить):</w:t>
+        <w:t xml:space="preserve">Вопрос: </w:t>
+      </w:r>
+      <w:r>
+        <w:rPr>
+          <w:i/>
+        </w:rPr>
+        <w:t>«Сотрудник уволен. Перечислите все системы, где нужно заблокировать доступ».</w:t>
+      </w:r>
+    </w:p>
+    <w:p>
+      <w:r>
+        <w:t xml:space="preserve">Отметить названное сотрудником </w:t>
+      </w:r>
+      <w:r>
+        <w:rPr>
+          <w:b/>
+        </w:rPr>
+        <w:t>самостоятельно, без подсказок</w:t>
+      </w:r>
+      <w:r>
+        <w:t>:</w:t>
       </w:r>
     </w:p>
     <w:p>
@@ -1600,7 +4965,7 @@
         <w:t xml:space="preserve">☐  </w:t>
       </w:r>
       <w:r>
-        <w:t>Active Directory</w:t>
+        <w:t>Active Directory (удалённый рабочий стол)</w:t>
       </w:r>
     </w:p>
     <w:p>
@@ -1611,7 +4976,7 @@
         <w:t xml:space="preserve">☐  </w:t>
       </w:r>
       <w:r>
-        <w:t>1С (МИС / БУХ / ЗУП)</w:t>
+        <w:t>1С (МИС / Бухгалтерия / ЗУП)</w:t>
       </w:r>
     </w:p>
     <w:p>
@@ -1644,7 +5009,7 @@
         <w:t xml:space="preserve">☐  </w:t>
       </w:r>
       <w:r>
-        <w:t>Телефония</w:t>
+        <w:t>Телефония (Voximplant / Билайн / Lexisvoice)</w:t>
       </w:r>
     </w:p>
     <w:p>
@@ -1682,2199 +5047,9 @@
     </w:p>
     <w:p>
       <w:r>
-        <w:t>Замечания:</w:t>
+        <w:t>Названо ______ из 8.   Пункт пройден:  ☐ да    ☐ нет</w:t>
       </w:r>
     </w:p>
-    <w:tbl>
-      <w:tblPr>
-        <w:tblStyle w:val="TableGrid"/>
-        <w:tblW w:type="auto" w:w="0"/>
-        <w:tblLook w:firstColumn="1" w:firstRow="1" w:lastColumn="0" w:lastRow="0" w:noHBand="0" w:noVBand="1" w:val="04A0"/>
-      </w:tblPr>
-      <w:tblGrid>
-        <w:gridCol w:w="10200"/>
-      </w:tblGrid>
-      <w:tr>
-        <w:tc>
-          <w:tcPr>
-            <w:tcW w:type="dxa" w:w="10200"/>
-          </w:tcPr>
-          <w:p>
-            <w:r>
-              <w:br/>
-              <w:br/>
-              <w:br/>
-            </w:r>
-          </w:p>
-        </w:tc>
-      </w:tr>
-    </w:tbl>
-    <w:p/>
-    <w:p>
-      <w:r>
-        <w:rPr>
-          <w:color w:val="BBBBBB"/>
-        </w:rPr>
-        <w:t>──────────────────────────────────────────────────────────────────────────────</w:t>
-      </w:r>
-    </w:p>
-    <w:p>
-      <w:pPr>
-        <w:pStyle w:val="Heading2"/>
-      </w:pPr>
-      <w:r>
-        <w:rPr>
-          <w:color w:val="1F3B57"/>
-        </w:rPr>
-        <w:t>Раздел 3. 1С и удалённый рабочий стол</w:t>
-      </w:r>
-    </w:p>
-    <w:p>
-      <w:r>
-        <w:rPr>
-          <w:b/>
-        </w:rPr>
-        <w:t>Вес 35% · 49 вопросов · максимум 98 баллов · критичный раздел</w:t>
-      </w:r>
-    </w:p>
-    <w:tbl>
-      <w:tblPr>
-        <w:tblStyle w:val="TableGrid"/>
-        <w:tblW w:type="auto" w:w="0"/>
-        <w:jc w:val="center"/>
-        <w:tblLook w:firstColumn="1" w:firstRow="1" w:lastColumn="0" w:lastRow="0" w:noHBand="0" w:noVBand="1" w:val="04A0"/>
-      </w:tblPr>
-      <w:tblGrid>
-        <w:gridCol w:w="2040"/>
-        <w:gridCol w:w="2040"/>
-        <w:gridCol w:w="2040"/>
-        <w:gridCol w:w="2040"/>
-        <w:gridCol w:w="2040"/>
-      </w:tblGrid>
-      <w:tr>
-        <w:tc>
-          <w:tcPr>
-            <w:tcW w:type="dxa" w:w="2040"/>
-          </w:tcPr>
-          <w:p>
-            <w:pPr>
-              <w:spacing w:before="20" w:after="20"/>
-            </w:pPr>
-            <w:r>
-              <w:rPr>
-                <w:b/>
-              </w:rPr>
-              <w:t>№</w:t>
-            </w:r>
-          </w:p>
-        </w:tc>
-        <w:tc>
-          <w:tcPr>
-            <w:tcW w:type="dxa" w:w="2040"/>
-          </w:tcPr>
-          <w:p>
-            <w:pPr>
-              <w:spacing w:before="20" w:after="20"/>
-            </w:pPr>
-            <w:r>
-              <w:rPr>
-                <w:b/>
-              </w:rPr>
-              <w:t>Подраздел</w:t>
-            </w:r>
-          </w:p>
-        </w:tc>
-        <w:tc>
-          <w:tcPr>
-            <w:tcW w:type="dxa" w:w="2040"/>
-          </w:tcPr>
-          <w:p>
-            <w:pPr>
-              <w:spacing w:before="20" w:after="20"/>
-            </w:pPr>
-            <w:r>
-              <w:rPr>
-                <w:b/>
-              </w:rPr>
-              <w:t>Вопросы</w:t>
-            </w:r>
-          </w:p>
-        </w:tc>
-        <w:tc>
-          <w:tcPr>
-            <w:tcW w:type="dxa" w:w="2040"/>
-          </w:tcPr>
-          <w:p>
-            <w:pPr>
-              <w:spacing w:before="20" w:after="20"/>
-            </w:pPr>
-            <w:r>
-              <w:rPr>
-                <w:b/>
-              </w:rPr>
-              <w:t>Баллы</w:t>
-            </w:r>
-          </w:p>
-        </w:tc>
-        <w:tc>
-          <w:tcPr>
-            <w:tcW w:type="dxa" w:w="2040"/>
-          </w:tcPr>
-          <w:p>
-            <w:pPr>
-              <w:spacing w:before="20" w:after="20"/>
-            </w:pPr>
-            <w:r>
-              <w:rPr>
-                <w:b/>
-              </w:rPr>
-              <w:t>Из</w:t>
-            </w:r>
-          </w:p>
-        </w:tc>
-      </w:tr>
-      <w:tr>
-        <w:tc>
-          <w:tcPr>
-            <w:tcW w:type="dxa" w:w="2040"/>
-          </w:tcPr>
-          <w:p>
-            <w:pPr>
-              <w:spacing w:before="20" w:after="20"/>
-            </w:pPr>
-            <w:r>
-              <w:t>3.1</w:t>
-            </w:r>
-          </w:p>
-        </w:tc>
-        <w:tc>
-          <w:tcPr>
-            <w:tcW w:type="dxa" w:w="2040"/>
-          </w:tcPr>
-          <w:p>
-            <w:pPr>
-              <w:spacing w:before="20" w:after="20"/>
-            </w:pPr>
-            <w:r>
-              <w:t>Навигация по базам</w:t>
-            </w:r>
-          </w:p>
-        </w:tc>
-        <w:tc>
-          <w:tcPr>
-            <w:tcW w:type="dxa" w:w="2040"/>
-          </w:tcPr>
-          <w:p>
-            <w:pPr>
-              <w:spacing w:before="20" w:after="20"/>
-            </w:pPr>
-            <w:r>
-              <w:t>5</w:t>
-            </w:r>
-          </w:p>
-        </w:tc>
-        <w:tc>
-          <w:tcPr>
-            <w:tcW w:type="dxa" w:w="2040"/>
-          </w:tcPr>
-          <w:p>
-            <w:pPr>
-              <w:spacing w:before="20" w:after="20"/>
-            </w:pPr>
-          </w:p>
-        </w:tc>
-        <w:tc>
-          <w:tcPr>
-            <w:tcW w:type="dxa" w:w="2040"/>
-          </w:tcPr>
-          <w:p>
-            <w:pPr>
-              <w:spacing w:before="20" w:after="20"/>
-            </w:pPr>
-            <w:r>
-              <w:t>10</w:t>
-            </w:r>
-          </w:p>
-        </w:tc>
-      </w:tr>
-      <w:tr>
-        <w:tc>
-          <w:tcPr>
-            <w:tcW w:type="dxa" w:w="2040"/>
-          </w:tcPr>
-          <w:p>
-            <w:pPr>
-              <w:spacing w:before="20" w:after="20"/>
-            </w:pPr>
-            <w:r>
-              <w:t>3.2</w:t>
-            </w:r>
-          </w:p>
-        </w:tc>
-        <w:tc>
-          <w:tcPr>
-            <w:tcW w:type="dxa" w:w="2040"/>
-          </w:tcPr>
-          <w:p>
-            <w:pPr>
-              <w:spacing w:before="20" w:after="20"/>
-            </w:pPr>
-            <w:r>
-              <w:t>Учётные записи и права в 1С</w:t>
-            </w:r>
-          </w:p>
-        </w:tc>
-        <w:tc>
-          <w:tcPr>
-            <w:tcW w:type="dxa" w:w="2040"/>
-          </w:tcPr>
-          <w:p>
-            <w:pPr>
-              <w:spacing w:before="20" w:after="20"/>
-            </w:pPr>
-            <w:r>
-              <w:t>5</w:t>
-            </w:r>
-          </w:p>
-        </w:tc>
-        <w:tc>
-          <w:tcPr>
-            <w:tcW w:type="dxa" w:w="2040"/>
-          </w:tcPr>
-          <w:p>
-            <w:pPr>
-              <w:spacing w:before="20" w:after="20"/>
-            </w:pPr>
-          </w:p>
-        </w:tc>
-        <w:tc>
-          <w:tcPr>
-            <w:tcW w:type="dxa" w:w="2040"/>
-          </w:tcPr>
-          <w:p>
-            <w:pPr>
-              <w:spacing w:before="20" w:after="20"/>
-            </w:pPr>
-            <w:r>
-              <w:t>10</w:t>
-            </w:r>
-          </w:p>
-        </w:tc>
-      </w:tr>
-      <w:tr>
-        <w:tc>
-          <w:tcPr>
-            <w:tcW w:type="dxa" w:w="2040"/>
-          </w:tcPr>
-          <w:p>
-            <w:pPr>
-              <w:spacing w:before="20" w:after="20"/>
-            </w:pPr>
-            <w:r>
-              <w:t>3.3</w:t>
-            </w:r>
-          </w:p>
-        </w:tc>
-        <w:tc>
-          <w:tcPr>
-            <w:tcW w:type="dxa" w:w="2040"/>
-          </w:tcPr>
-          <w:p>
-            <w:pPr>
-              <w:spacing w:before="20" w:after="20"/>
-            </w:pPr>
-            <w:r>
-              <w:rPr>
-                <w:b/>
-              </w:rPr>
-              <w:t>Ошибки входа</w:t>
-            </w:r>
-          </w:p>
-        </w:tc>
-        <w:tc>
-          <w:tcPr>
-            <w:tcW w:type="dxa" w:w="2040"/>
-          </w:tcPr>
-          <w:p>
-            <w:pPr>
-              <w:spacing w:before="20" w:after="20"/>
-            </w:pPr>
-            <w:r>
-              <w:t>6</w:t>
-            </w:r>
-          </w:p>
-        </w:tc>
-        <w:tc>
-          <w:tcPr>
-            <w:tcW w:type="dxa" w:w="2040"/>
-          </w:tcPr>
-          <w:p>
-            <w:pPr>
-              <w:spacing w:before="20" w:after="20"/>
-            </w:pPr>
-          </w:p>
-        </w:tc>
-        <w:tc>
-          <w:tcPr>
-            <w:tcW w:type="dxa" w:w="2040"/>
-          </w:tcPr>
-          <w:p>
-            <w:pPr>
-              <w:spacing w:before="20" w:after="20"/>
-            </w:pPr>
-            <w:r>
-              <w:t>12</w:t>
-            </w:r>
-          </w:p>
-        </w:tc>
-      </w:tr>
-      <w:tr>
-        <w:tc>
-          <w:tcPr>
-            <w:tcW w:type="dxa" w:w="2040"/>
-          </w:tcPr>
-          <w:p>
-            <w:pPr>
-              <w:spacing w:before="20" w:after="20"/>
-            </w:pPr>
-            <w:r>
-              <w:t>3.4</w:t>
-            </w:r>
-          </w:p>
-        </w:tc>
-        <w:tc>
-          <w:tcPr>
-            <w:tcW w:type="dxa" w:w="2040"/>
-          </w:tcPr>
-          <w:p>
-            <w:pPr>
-              <w:spacing w:before="20" w:after="20"/>
-            </w:pPr>
-            <w:r>
-              <w:t>Лицензии</w:t>
-            </w:r>
-          </w:p>
-        </w:tc>
-        <w:tc>
-          <w:tcPr>
-            <w:tcW w:type="dxa" w:w="2040"/>
-          </w:tcPr>
-          <w:p>
-            <w:pPr>
-              <w:spacing w:before="20" w:after="20"/>
-            </w:pPr>
-            <w:r>
-              <w:t>3</w:t>
-            </w:r>
-          </w:p>
-        </w:tc>
-        <w:tc>
-          <w:tcPr>
-            <w:tcW w:type="dxa" w:w="2040"/>
-          </w:tcPr>
-          <w:p>
-            <w:pPr>
-              <w:spacing w:before="20" w:after="20"/>
-            </w:pPr>
-          </w:p>
-        </w:tc>
-        <w:tc>
-          <w:tcPr>
-            <w:tcW w:type="dxa" w:w="2040"/>
-          </w:tcPr>
-          <w:p>
-            <w:pPr>
-              <w:spacing w:before="20" w:after="20"/>
-            </w:pPr>
-            <w:r>
-              <w:t>6</w:t>
-            </w:r>
-          </w:p>
-        </w:tc>
-      </w:tr>
-      <w:tr>
-        <w:tc>
-          <w:tcPr>
-            <w:tcW w:type="dxa" w:w="2040"/>
-          </w:tcPr>
-          <w:p>
-            <w:pPr>
-              <w:spacing w:before="20" w:after="20"/>
-            </w:pPr>
-            <w:r>
-              <w:t>3.5</w:t>
-            </w:r>
-          </w:p>
-        </w:tc>
-        <w:tc>
-          <w:tcPr>
-            <w:tcW w:type="dxa" w:w="2040"/>
-          </w:tcPr>
-          <w:p>
-            <w:pPr>
-              <w:spacing w:before="20" w:after="20"/>
-            </w:pPr>
-            <w:r>
-              <w:t>Удалённый рабочий стол (RDP)</w:t>
-            </w:r>
-          </w:p>
-        </w:tc>
-        <w:tc>
-          <w:tcPr>
-            <w:tcW w:type="dxa" w:w="2040"/>
-          </w:tcPr>
-          <w:p>
-            <w:pPr>
-              <w:spacing w:before="20" w:after="20"/>
-            </w:pPr>
-            <w:r>
-              <w:t>6</w:t>
-            </w:r>
-          </w:p>
-        </w:tc>
-        <w:tc>
-          <w:tcPr>
-            <w:tcW w:type="dxa" w:w="2040"/>
-          </w:tcPr>
-          <w:p>
-            <w:pPr>
-              <w:spacing w:before="20" w:after="20"/>
-            </w:pPr>
-          </w:p>
-        </w:tc>
-        <w:tc>
-          <w:tcPr>
-            <w:tcW w:type="dxa" w:w="2040"/>
-          </w:tcPr>
-          <w:p>
-            <w:pPr>
-              <w:spacing w:before="20" w:after="20"/>
-            </w:pPr>
-            <w:r>
-              <w:t>12</w:t>
-            </w:r>
-          </w:p>
-        </w:tc>
-      </w:tr>
-      <w:tr>
-        <w:tc>
-          <w:tcPr>
-            <w:tcW w:type="dxa" w:w="2040"/>
-          </w:tcPr>
-          <w:p>
-            <w:pPr>
-              <w:spacing w:before="20" w:after="20"/>
-            </w:pPr>
-            <w:r>
-              <w:t>3.6</w:t>
-            </w:r>
-          </w:p>
-        </w:tc>
-        <w:tc>
-          <w:tcPr>
-            <w:tcW w:type="dxa" w:w="2040"/>
-          </w:tcPr>
-          <w:p>
-            <w:pPr>
-              <w:spacing w:before="20" w:after="20"/>
-            </w:pPr>
-            <w:r>
-              <w:t>Производительность и зависания</w:t>
-            </w:r>
-          </w:p>
-        </w:tc>
-        <w:tc>
-          <w:tcPr>
-            <w:tcW w:type="dxa" w:w="2040"/>
-          </w:tcPr>
-          <w:p>
-            <w:pPr>
-              <w:spacing w:before="20" w:after="20"/>
-            </w:pPr>
-            <w:r>
-              <w:t>5</w:t>
-            </w:r>
-          </w:p>
-        </w:tc>
-        <w:tc>
-          <w:tcPr>
-            <w:tcW w:type="dxa" w:w="2040"/>
-          </w:tcPr>
-          <w:p>
-            <w:pPr>
-              <w:spacing w:before="20" w:after="20"/>
-            </w:pPr>
-          </w:p>
-        </w:tc>
-        <w:tc>
-          <w:tcPr>
-            <w:tcW w:type="dxa" w:w="2040"/>
-          </w:tcPr>
-          <w:p>
-            <w:pPr>
-              <w:spacing w:before="20" w:after="20"/>
-            </w:pPr>
-            <w:r>
-              <w:t>10</w:t>
-            </w:r>
-          </w:p>
-        </w:tc>
-      </w:tr>
-      <w:tr>
-        <w:tc>
-          <w:tcPr>
-            <w:tcW w:type="dxa" w:w="2040"/>
-          </w:tcPr>
-          <w:p>
-            <w:pPr>
-              <w:spacing w:before="20" w:after="20"/>
-            </w:pPr>
-            <w:r>
-              <w:t>3.7</w:t>
-            </w:r>
-          </w:p>
-        </w:tc>
-        <w:tc>
-          <w:tcPr>
-            <w:tcW w:type="dxa" w:w="2040"/>
-          </w:tcPr>
-          <w:p>
-            <w:pPr>
-              <w:spacing w:before="20" w:after="20"/>
-            </w:pPr>
-            <w:r>
-              <w:t>Печать</w:t>
-            </w:r>
-          </w:p>
-        </w:tc>
-        <w:tc>
-          <w:tcPr>
-            <w:tcW w:type="dxa" w:w="2040"/>
-          </w:tcPr>
-          <w:p>
-            <w:pPr>
-              <w:spacing w:before="20" w:after="20"/>
-            </w:pPr>
-            <w:r>
-              <w:t>4</w:t>
-            </w:r>
-          </w:p>
-        </w:tc>
-        <w:tc>
-          <w:tcPr>
-            <w:tcW w:type="dxa" w:w="2040"/>
-          </w:tcPr>
-          <w:p>
-            <w:pPr>
-              <w:spacing w:before="20" w:after="20"/>
-            </w:pPr>
-          </w:p>
-        </w:tc>
-        <w:tc>
-          <w:tcPr>
-            <w:tcW w:type="dxa" w:w="2040"/>
-          </w:tcPr>
-          <w:p>
-            <w:pPr>
-              <w:spacing w:before="20" w:after="20"/>
-            </w:pPr>
-            <w:r>
-              <w:t>8</w:t>
-            </w:r>
-          </w:p>
-        </w:tc>
-      </w:tr>
-      <w:tr>
-        <w:tc>
-          <w:tcPr>
-            <w:tcW w:type="dxa" w:w="2040"/>
-          </w:tcPr>
-          <w:p>
-            <w:pPr>
-              <w:spacing w:before="20" w:after="20"/>
-            </w:pPr>
-            <w:r>
-              <w:t>3.8</w:t>
-            </w:r>
-          </w:p>
-        </w:tc>
-        <w:tc>
-          <w:tcPr>
-            <w:tcW w:type="dxa" w:w="2040"/>
-          </w:tcPr>
-          <w:p>
-            <w:pPr>
-              <w:spacing w:before="20" w:after="20"/>
-            </w:pPr>
-            <w:r>
-              <w:t>Обновление и создание баз</w:t>
-            </w:r>
-          </w:p>
-        </w:tc>
-        <w:tc>
-          <w:tcPr>
-            <w:tcW w:type="dxa" w:w="2040"/>
-          </w:tcPr>
-          <w:p>
-            <w:pPr>
-              <w:spacing w:before="20" w:after="20"/>
-            </w:pPr>
-            <w:r>
-              <w:t>5</w:t>
-            </w:r>
-          </w:p>
-        </w:tc>
-        <w:tc>
-          <w:tcPr>
-            <w:tcW w:type="dxa" w:w="2040"/>
-          </w:tcPr>
-          <w:p>
-            <w:pPr>
-              <w:spacing w:before="20" w:after="20"/>
-            </w:pPr>
-          </w:p>
-        </w:tc>
-        <w:tc>
-          <w:tcPr>
-            <w:tcW w:type="dxa" w:w="2040"/>
-          </w:tcPr>
-          <w:p>
-            <w:pPr>
-              <w:spacing w:before="20" w:after="20"/>
-            </w:pPr>
-            <w:r>
-              <w:t>10</w:t>
-            </w:r>
-          </w:p>
-        </w:tc>
-      </w:tr>
-      <w:tr>
-        <w:tc>
-          <w:tcPr>
-            <w:tcW w:type="dxa" w:w="2040"/>
-          </w:tcPr>
-          <w:p>
-            <w:pPr>
-              <w:spacing w:before="20" w:after="20"/>
-            </w:pPr>
-            <w:r>
-              <w:t>3.9</w:t>
-            </w:r>
-          </w:p>
-        </w:tc>
-        <w:tc>
-          <w:tcPr>
-            <w:tcW w:type="dxa" w:w="2040"/>
-          </w:tcPr>
-          <w:p>
-            <w:pPr>
-              <w:spacing w:before="20" w:after="20"/>
-            </w:pPr>
-            <w:r>
-              <w:t>Типовые функциональные проблемы МИС</w:t>
-            </w:r>
-          </w:p>
-        </w:tc>
-        <w:tc>
-          <w:tcPr>
-            <w:tcW w:type="dxa" w:w="2040"/>
-          </w:tcPr>
-          <w:p>
-            <w:pPr>
-              <w:spacing w:before="20" w:after="20"/>
-            </w:pPr>
-            <w:r>
-              <w:t>6</w:t>
-            </w:r>
-          </w:p>
-        </w:tc>
-        <w:tc>
-          <w:tcPr>
-            <w:tcW w:type="dxa" w:w="2040"/>
-          </w:tcPr>
-          <w:p>
-            <w:pPr>
-              <w:spacing w:before="20" w:after="20"/>
-            </w:pPr>
-          </w:p>
-        </w:tc>
-        <w:tc>
-          <w:tcPr>
-            <w:tcW w:type="dxa" w:w="2040"/>
-          </w:tcPr>
-          <w:p>
-            <w:pPr>
-              <w:spacing w:before="20" w:after="20"/>
-            </w:pPr>
-            <w:r>
-              <w:t>12</w:t>
-            </w:r>
-          </w:p>
-        </w:tc>
-      </w:tr>
-      <w:tr>
-        <w:tc>
-          <w:tcPr>
-            <w:tcW w:type="dxa" w:w="2040"/>
-          </w:tcPr>
-          <w:p>
-            <w:pPr>
-              <w:spacing w:before="20" w:after="20"/>
-            </w:pPr>
-            <w:r>
-              <w:t>3.10</w:t>
-            </w:r>
-          </w:p>
-        </w:tc>
-        <w:tc>
-          <w:tcPr>
-            <w:tcW w:type="dxa" w:w="2040"/>
-          </w:tcPr>
-          <w:p>
-            <w:pPr>
-              <w:spacing w:before="20" w:after="20"/>
-            </w:pPr>
-            <w:r>
-              <w:t>Документы в БУХ и ЗУП</w:t>
-            </w:r>
-          </w:p>
-        </w:tc>
-        <w:tc>
-          <w:tcPr>
-            <w:tcW w:type="dxa" w:w="2040"/>
-          </w:tcPr>
-          <w:p>
-            <w:pPr>
-              <w:spacing w:before="20" w:after="20"/>
-            </w:pPr>
-            <w:r>
-              <w:t>4</w:t>
-            </w:r>
-          </w:p>
-        </w:tc>
-        <w:tc>
-          <w:tcPr>
-            <w:tcW w:type="dxa" w:w="2040"/>
-          </w:tcPr>
-          <w:p>
-            <w:pPr>
-              <w:spacing w:before="20" w:after="20"/>
-            </w:pPr>
-          </w:p>
-        </w:tc>
-        <w:tc>
-          <w:tcPr>
-            <w:tcW w:type="dxa" w:w="2040"/>
-          </w:tcPr>
-          <w:p>
-            <w:pPr>
-              <w:spacing w:before="20" w:after="20"/>
-            </w:pPr>
-            <w:r>
-              <w:t>8</w:t>
-            </w:r>
-          </w:p>
-        </w:tc>
-      </w:tr>
-      <w:tr>
-        <w:tc>
-          <w:tcPr>
-            <w:tcW w:type="dxa" w:w="2040"/>
-          </w:tcPr>
-          <w:p>
-            <w:pPr>
-              <w:spacing w:before="20" w:after="20"/>
-            </w:pPr>
-          </w:p>
-        </w:tc>
-        <w:tc>
-          <w:tcPr>
-            <w:tcW w:type="dxa" w:w="2040"/>
-          </w:tcPr>
-          <w:p>
-            <w:pPr>
-              <w:spacing w:before="20" w:after="20"/>
-            </w:pPr>
-            <w:r>
-              <w:rPr>
-                <w:b/>
-              </w:rPr>
-              <w:t>Итого по разделу 3</w:t>
-            </w:r>
-          </w:p>
-        </w:tc>
-        <w:tc>
-          <w:tcPr>
-            <w:tcW w:type="dxa" w:w="2040"/>
-          </w:tcPr>
-          <w:p>
-            <w:pPr>
-              <w:spacing w:before="20" w:after="20"/>
-            </w:pPr>
-            <w:r>
-              <w:rPr>
-                <w:b/>
-              </w:rPr>
-              <w:t>49</w:t>
-            </w:r>
-          </w:p>
-        </w:tc>
-        <w:tc>
-          <w:tcPr>
-            <w:tcW w:type="dxa" w:w="2040"/>
-          </w:tcPr>
-          <w:p>
-            <w:pPr>
-              <w:spacing w:before="20" w:after="20"/>
-            </w:pPr>
-          </w:p>
-        </w:tc>
-        <w:tc>
-          <w:tcPr>
-            <w:tcW w:type="dxa" w:w="2040"/>
-          </w:tcPr>
-          <w:p>
-            <w:pPr>
-              <w:spacing w:before="20" w:after="20"/>
-            </w:pPr>
-            <w:r>
-              <w:rPr>
-                <w:b/>
-              </w:rPr>
-              <w:t>98</w:t>
-            </w:r>
-          </w:p>
-        </w:tc>
-      </w:tr>
-    </w:tbl>
-    <w:p/>
-    <w:p>
-      <w:r>
-        <w:t>Процент выполнения: ______ %   →   в зачёт (× 35%): ______ из 35</w:t>
-      </w:r>
-    </w:p>
-    <w:p>
-      <w:r>
-        <w:t>Замечания:</w:t>
-      </w:r>
-    </w:p>
-    <w:tbl>
-      <w:tblPr>
-        <w:tblStyle w:val="TableGrid"/>
-        <w:tblW w:type="auto" w:w="0"/>
-        <w:tblLook w:firstColumn="1" w:firstRow="1" w:lastColumn="0" w:lastRow="0" w:noHBand="0" w:noVBand="1" w:val="04A0"/>
-      </w:tblPr>
-      <w:tblGrid>
-        <w:gridCol w:w="10200"/>
-      </w:tblGrid>
-      <w:tr>
-        <w:tc>
-          <w:tcPr>
-            <w:tcW w:type="dxa" w:w="10200"/>
-          </w:tcPr>
-          <w:p>
-            <w:r>
-              <w:br/>
-              <w:br/>
-              <w:br/>
-            </w:r>
-          </w:p>
-        </w:tc>
-      </w:tr>
-    </w:tbl>
-    <w:p/>
-    <w:p>
-      <w:r>
-        <w:rPr>
-          <w:color w:val="BBBBBB"/>
-        </w:rPr>
-        <w:t>──────────────────────────────────────────────────────────────────────────────</w:t>
-      </w:r>
-    </w:p>
-    <w:p>
-      <w:pPr>
-        <w:pStyle w:val="Heading2"/>
-      </w:pPr>
-      <w:r>
-        <w:rPr>
-          <w:color w:val="1F3B57"/>
-        </w:rPr>
-        <w:t>Раздел 4. Битрикс24</w:t>
-      </w:r>
-    </w:p>
-    <w:p>
-      <w:r>
-        <w:rPr>
-          <w:b/>
-        </w:rPr>
-        <w:t>Вес 18% · 22 вопроса · максимум 44 балла</w:t>
-      </w:r>
-    </w:p>
-    <w:tbl>
-      <w:tblPr>
-        <w:tblStyle w:val="TableGrid"/>
-        <w:tblW w:type="auto" w:w="0"/>
-        <w:jc w:val="center"/>
-        <w:tblLook w:firstColumn="1" w:firstRow="1" w:lastColumn="0" w:lastRow="0" w:noHBand="0" w:noVBand="1" w:val="04A0"/>
-      </w:tblPr>
-      <w:tblGrid>
-        <w:gridCol w:w="2040"/>
-        <w:gridCol w:w="2040"/>
-        <w:gridCol w:w="2040"/>
-        <w:gridCol w:w="2040"/>
-        <w:gridCol w:w="2040"/>
-      </w:tblGrid>
-      <w:tr>
-        <w:tc>
-          <w:tcPr>
-            <w:tcW w:type="dxa" w:w="2040"/>
-          </w:tcPr>
-          <w:p>
-            <w:pPr>
-              <w:spacing w:before="20" w:after="20"/>
-            </w:pPr>
-            <w:r>
-              <w:rPr>
-                <w:b/>
-              </w:rPr>
-              <w:t>№</w:t>
-            </w:r>
-          </w:p>
-        </w:tc>
-        <w:tc>
-          <w:tcPr>
-            <w:tcW w:type="dxa" w:w="2040"/>
-          </w:tcPr>
-          <w:p>
-            <w:pPr>
-              <w:spacing w:before="20" w:after="20"/>
-            </w:pPr>
-            <w:r>
-              <w:rPr>
-                <w:b/>
-              </w:rPr>
-              <w:t>Подраздел</w:t>
-            </w:r>
-          </w:p>
-        </w:tc>
-        <w:tc>
-          <w:tcPr>
-            <w:tcW w:type="dxa" w:w="2040"/>
-          </w:tcPr>
-          <w:p>
-            <w:pPr>
-              <w:spacing w:before="20" w:after="20"/>
-            </w:pPr>
-            <w:r>
-              <w:rPr>
-                <w:b/>
-              </w:rPr>
-              <w:t>Вопросы</w:t>
-            </w:r>
-          </w:p>
-        </w:tc>
-        <w:tc>
-          <w:tcPr>
-            <w:tcW w:type="dxa" w:w="2040"/>
-          </w:tcPr>
-          <w:p>
-            <w:pPr>
-              <w:spacing w:before="20" w:after="20"/>
-            </w:pPr>
-            <w:r>
-              <w:rPr>
-                <w:b/>
-              </w:rPr>
-              <w:t>Баллы</w:t>
-            </w:r>
-          </w:p>
-        </w:tc>
-        <w:tc>
-          <w:tcPr>
-            <w:tcW w:type="dxa" w:w="2040"/>
-          </w:tcPr>
-          <w:p>
-            <w:pPr>
-              <w:spacing w:before="20" w:after="20"/>
-            </w:pPr>
-            <w:r>
-              <w:rPr>
-                <w:b/>
-              </w:rPr>
-              <w:t>Из</w:t>
-            </w:r>
-          </w:p>
-        </w:tc>
-      </w:tr>
-      <w:tr>
-        <w:tc>
-          <w:tcPr>
-            <w:tcW w:type="dxa" w:w="2040"/>
-          </w:tcPr>
-          <w:p>
-            <w:pPr>
-              <w:spacing w:before="20" w:after="20"/>
-            </w:pPr>
-            <w:r>
-              <w:t>4.1</w:t>
-            </w:r>
-          </w:p>
-        </w:tc>
-        <w:tc>
-          <w:tcPr>
-            <w:tcW w:type="dxa" w:w="2040"/>
-          </w:tcPr>
-          <w:p>
-            <w:pPr>
-              <w:spacing w:before="20" w:after="20"/>
-            </w:pPr>
-            <w:r>
-              <w:t>Создание пользователя</w:t>
-            </w:r>
-          </w:p>
-        </w:tc>
-        <w:tc>
-          <w:tcPr>
-            <w:tcW w:type="dxa" w:w="2040"/>
-          </w:tcPr>
-          <w:p>
-            <w:pPr>
-              <w:spacing w:before="20" w:after="20"/>
-            </w:pPr>
-            <w:r>
-              <w:t>5</w:t>
-            </w:r>
-          </w:p>
-        </w:tc>
-        <w:tc>
-          <w:tcPr>
-            <w:tcW w:type="dxa" w:w="2040"/>
-          </w:tcPr>
-          <w:p>
-            <w:pPr>
-              <w:spacing w:before="20" w:after="20"/>
-            </w:pPr>
-          </w:p>
-        </w:tc>
-        <w:tc>
-          <w:tcPr>
-            <w:tcW w:type="dxa" w:w="2040"/>
-          </w:tcPr>
-          <w:p>
-            <w:pPr>
-              <w:spacing w:before="20" w:after="20"/>
-            </w:pPr>
-            <w:r>
-              <w:t>10</w:t>
-            </w:r>
-          </w:p>
-        </w:tc>
-      </w:tr>
-      <w:tr>
-        <w:tc>
-          <w:tcPr>
-            <w:tcW w:type="dxa" w:w="2040"/>
-          </w:tcPr>
-          <w:p>
-            <w:pPr>
-              <w:spacing w:before="20" w:after="20"/>
-            </w:pPr>
-            <w:r>
-              <w:t>4.2</w:t>
-            </w:r>
-          </w:p>
-        </w:tc>
-        <w:tc>
-          <w:tcPr>
-            <w:tcW w:type="dxa" w:w="2040"/>
-          </w:tcPr>
-          <w:p>
-            <w:pPr>
-              <w:spacing w:before="20" w:after="20"/>
-            </w:pPr>
-            <w:r>
-              <w:t>Блокировка и увольнение</w:t>
-            </w:r>
-          </w:p>
-        </w:tc>
-        <w:tc>
-          <w:tcPr>
-            <w:tcW w:type="dxa" w:w="2040"/>
-          </w:tcPr>
-          <w:p>
-            <w:pPr>
-              <w:spacing w:before="20" w:after="20"/>
-            </w:pPr>
-            <w:r>
-              <w:t>4</w:t>
-            </w:r>
-          </w:p>
-        </w:tc>
-        <w:tc>
-          <w:tcPr>
-            <w:tcW w:type="dxa" w:w="2040"/>
-          </w:tcPr>
-          <w:p>
-            <w:pPr>
-              <w:spacing w:before="20" w:after="20"/>
-            </w:pPr>
-          </w:p>
-        </w:tc>
-        <w:tc>
-          <w:tcPr>
-            <w:tcW w:type="dxa" w:w="2040"/>
-          </w:tcPr>
-          <w:p>
-            <w:pPr>
-              <w:spacing w:before="20" w:after="20"/>
-            </w:pPr>
-            <w:r>
-              <w:t>8</w:t>
-            </w:r>
-          </w:p>
-        </w:tc>
-      </w:tr>
-      <w:tr>
-        <w:tc>
-          <w:tcPr>
-            <w:tcW w:type="dxa" w:w="2040"/>
-          </w:tcPr>
-          <w:p>
-            <w:pPr>
-              <w:spacing w:before="20" w:after="20"/>
-            </w:pPr>
-            <w:r>
-              <w:t>4.3</w:t>
-            </w:r>
-          </w:p>
-        </w:tc>
-        <w:tc>
-          <w:tcPr>
-            <w:tcW w:type="dxa" w:w="2040"/>
-          </w:tcPr>
-          <w:p>
-            <w:pPr>
-              <w:spacing w:before="20" w:after="20"/>
-            </w:pPr>
-            <w:r>
-              <w:t>Права и оргструктура</w:t>
-            </w:r>
-          </w:p>
-        </w:tc>
-        <w:tc>
-          <w:tcPr>
-            <w:tcW w:type="dxa" w:w="2040"/>
-          </w:tcPr>
-          <w:p>
-            <w:pPr>
-              <w:spacing w:before="20" w:after="20"/>
-            </w:pPr>
-            <w:r>
-              <w:t>5</w:t>
-            </w:r>
-          </w:p>
-        </w:tc>
-        <w:tc>
-          <w:tcPr>
-            <w:tcW w:type="dxa" w:w="2040"/>
-          </w:tcPr>
-          <w:p>
-            <w:pPr>
-              <w:spacing w:before="20" w:after="20"/>
-            </w:pPr>
-          </w:p>
-        </w:tc>
-        <w:tc>
-          <w:tcPr>
-            <w:tcW w:type="dxa" w:w="2040"/>
-          </w:tcPr>
-          <w:p>
-            <w:pPr>
-              <w:spacing w:before="20" w:after="20"/>
-            </w:pPr>
-            <w:r>
-              <w:t>10</w:t>
-            </w:r>
-          </w:p>
-        </w:tc>
-      </w:tr>
-      <w:tr>
-        <w:tc>
-          <w:tcPr>
-            <w:tcW w:type="dxa" w:w="2040"/>
-          </w:tcPr>
-          <w:p>
-            <w:pPr>
-              <w:spacing w:before="20" w:after="20"/>
-            </w:pPr>
-            <w:r>
-              <w:t>4.4</w:t>
-            </w:r>
-          </w:p>
-        </w:tc>
-        <w:tc>
-          <w:tcPr>
-            <w:tcW w:type="dxa" w:w="2040"/>
-          </w:tcPr>
-          <w:p>
-            <w:pPr>
-              <w:spacing w:before="20" w:after="20"/>
-            </w:pPr>
-            <w:r>
-              <w:t>Проблемы входа и работы</w:t>
-            </w:r>
-          </w:p>
-        </w:tc>
-        <w:tc>
-          <w:tcPr>
-            <w:tcW w:type="dxa" w:w="2040"/>
-          </w:tcPr>
-          <w:p>
-            <w:pPr>
-              <w:spacing w:before="20" w:after="20"/>
-            </w:pPr>
-            <w:r>
-              <w:t>5</w:t>
-            </w:r>
-          </w:p>
-        </w:tc>
-        <w:tc>
-          <w:tcPr>
-            <w:tcW w:type="dxa" w:w="2040"/>
-          </w:tcPr>
-          <w:p>
-            <w:pPr>
-              <w:spacing w:before="20" w:after="20"/>
-            </w:pPr>
-          </w:p>
-        </w:tc>
-        <w:tc>
-          <w:tcPr>
-            <w:tcW w:type="dxa" w:w="2040"/>
-          </w:tcPr>
-          <w:p>
-            <w:pPr>
-              <w:spacing w:before="20" w:after="20"/>
-            </w:pPr>
-            <w:r>
-              <w:t>10</w:t>
-            </w:r>
-          </w:p>
-        </w:tc>
-      </w:tr>
-      <w:tr>
-        <w:tc>
-          <w:tcPr>
-            <w:tcW w:type="dxa" w:w="2040"/>
-          </w:tcPr>
-          <w:p>
-            <w:pPr>
-              <w:spacing w:before="20" w:after="20"/>
-            </w:pPr>
-            <w:r>
-              <w:t>4.5</w:t>
-            </w:r>
-          </w:p>
-        </w:tc>
-        <w:tc>
-          <w:tcPr>
-            <w:tcW w:type="dxa" w:w="2040"/>
-          </w:tcPr>
-          <w:p>
-            <w:pPr>
-              <w:spacing w:before="20" w:after="20"/>
-            </w:pPr>
-            <w:r>
-              <w:t>Интеграции</w:t>
-            </w:r>
-          </w:p>
-        </w:tc>
-        <w:tc>
-          <w:tcPr>
-            <w:tcW w:type="dxa" w:w="2040"/>
-          </w:tcPr>
-          <w:p>
-            <w:pPr>
-              <w:spacing w:before="20" w:after="20"/>
-            </w:pPr>
-            <w:r>
-              <w:t>3</w:t>
-            </w:r>
-          </w:p>
-        </w:tc>
-        <w:tc>
-          <w:tcPr>
-            <w:tcW w:type="dxa" w:w="2040"/>
-          </w:tcPr>
-          <w:p>
-            <w:pPr>
-              <w:spacing w:before="20" w:after="20"/>
-            </w:pPr>
-          </w:p>
-        </w:tc>
-        <w:tc>
-          <w:tcPr>
-            <w:tcW w:type="dxa" w:w="2040"/>
-          </w:tcPr>
-          <w:p>
-            <w:pPr>
-              <w:spacing w:before="20" w:after="20"/>
-            </w:pPr>
-            <w:r>
-              <w:t>6</w:t>
-            </w:r>
-          </w:p>
-        </w:tc>
-      </w:tr>
-      <w:tr>
-        <w:tc>
-          <w:tcPr>
-            <w:tcW w:type="dxa" w:w="2040"/>
-          </w:tcPr>
-          <w:p>
-            <w:pPr>
-              <w:spacing w:before="20" w:after="20"/>
-            </w:pPr>
-          </w:p>
-        </w:tc>
-        <w:tc>
-          <w:tcPr>
-            <w:tcW w:type="dxa" w:w="2040"/>
-          </w:tcPr>
-          <w:p>
-            <w:pPr>
-              <w:spacing w:before="20" w:after="20"/>
-            </w:pPr>
-            <w:r>
-              <w:rPr>
-                <w:b/>
-              </w:rPr>
-              <w:t>Итого по разделу 4</w:t>
-            </w:r>
-          </w:p>
-        </w:tc>
-        <w:tc>
-          <w:tcPr>
-            <w:tcW w:type="dxa" w:w="2040"/>
-          </w:tcPr>
-          <w:p>
-            <w:pPr>
-              <w:spacing w:before="20" w:after="20"/>
-            </w:pPr>
-            <w:r>
-              <w:rPr>
-                <w:b/>
-              </w:rPr>
-              <w:t>22</w:t>
-            </w:r>
-          </w:p>
-        </w:tc>
-        <w:tc>
-          <w:tcPr>
-            <w:tcW w:type="dxa" w:w="2040"/>
-          </w:tcPr>
-          <w:p>
-            <w:pPr>
-              <w:spacing w:before="20" w:after="20"/>
-            </w:pPr>
-          </w:p>
-        </w:tc>
-        <w:tc>
-          <w:tcPr>
-            <w:tcW w:type="dxa" w:w="2040"/>
-          </w:tcPr>
-          <w:p>
-            <w:pPr>
-              <w:spacing w:before="20" w:after="20"/>
-            </w:pPr>
-            <w:r>
-              <w:rPr>
-                <w:b/>
-              </w:rPr>
-              <w:t>44</w:t>
-            </w:r>
-          </w:p>
-        </w:tc>
-      </w:tr>
-    </w:tbl>
-    <w:p/>
-    <w:p>
-      <w:r>
-        <w:t>Процент выполнения: ______ %   →   в зачёт (× 18%): ______ из 18</w:t>
-      </w:r>
-    </w:p>
-    <w:p>
-      <w:r>
-        <w:t>Замечания:</w:t>
-      </w:r>
-    </w:p>
-    <w:tbl>
-      <w:tblPr>
-        <w:tblStyle w:val="TableGrid"/>
-        <w:tblW w:type="auto" w:w="0"/>
-        <w:tblLook w:firstColumn="1" w:firstRow="1" w:lastColumn="0" w:lastRow="0" w:noHBand="0" w:noVBand="1" w:val="04A0"/>
-      </w:tblPr>
-      <w:tblGrid>
-        <w:gridCol w:w="10200"/>
-      </w:tblGrid>
-      <w:tr>
-        <w:tc>
-          <w:tcPr>
-            <w:tcW w:type="dxa" w:w="10200"/>
-          </w:tcPr>
-          <w:p>
-            <w:r>
-              <w:br/>
-              <w:br/>
-              <w:br/>
-            </w:r>
-          </w:p>
-        </w:tc>
-      </w:tr>
-    </w:tbl>
-    <w:p/>
-    <w:p>
-      <w:r>
-        <w:rPr>
-          <w:color w:val="BBBBBB"/>
-        </w:rPr>
-        <w:t>──────────────────────────────────────────────────────────────────────────────</w:t>
-      </w:r>
-    </w:p>
-    <w:p>
-      <w:pPr>
-        <w:pStyle w:val="Heading2"/>
-      </w:pPr>
-      <w:r>
-        <w:rPr>
-          <w:color w:val="1F3B57"/>
-        </w:rPr>
-        <w:t>Раздел 5. Почта, телефония и прочие сервисы</w:t>
-      </w:r>
-    </w:p>
-    <w:p>
-      <w:r>
-        <w:rPr>
-          <w:b/>
-        </w:rPr>
-        <w:t>Вес 10% · 37 вопросов · максимум 74 балла</w:t>
-      </w:r>
-    </w:p>
-    <w:tbl>
-      <w:tblPr>
-        <w:tblStyle w:val="TableGrid"/>
-        <w:tblW w:type="auto" w:w="0"/>
-        <w:jc w:val="center"/>
-        <w:tblLook w:firstColumn="1" w:firstRow="1" w:lastColumn="0" w:lastRow="0" w:noHBand="0" w:noVBand="1" w:val="04A0"/>
-      </w:tblPr>
-      <w:tblGrid>
-        <w:gridCol w:w="2040"/>
-        <w:gridCol w:w="2040"/>
-        <w:gridCol w:w="2040"/>
-        <w:gridCol w:w="2040"/>
-        <w:gridCol w:w="2040"/>
-      </w:tblGrid>
-      <w:tr>
-        <w:tc>
-          <w:tcPr>
-            <w:tcW w:type="dxa" w:w="2040"/>
-          </w:tcPr>
-          <w:p>
-            <w:pPr>
-              <w:spacing w:before="20" w:after="20"/>
-            </w:pPr>
-            <w:r>
-              <w:rPr>
-                <w:b/>
-              </w:rPr>
-              <w:t>№</w:t>
-            </w:r>
-          </w:p>
-        </w:tc>
-        <w:tc>
-          <w:tcPr>
-            <w:tcW w:type="dxa" w:w="2040"/>
-          </w:tcPr>
-          <w:p>
-            <w:pPr>
-              <w:spacing w:before="20" w:after="20"/>
-            </w:pPr>
-            <w:r>
-              <w:rPr>
-                <w:b/>
-              </w:rPr>
-              <w:t>Подраздел</w:t>
-            </w:r>
-          </w:p>
-        </w:tc>
-        <w:tc>
-          <w:tcPr>
-            <w:tcW w:type="dxa" w:w="2040"/>
-          </w:tcPr>
-          <w:p>
-            <w:pPr>
-              <w:spacing w:before="20" w:after="20"/>
-            </w:pPr>
-            <w:r>
-              <w:rPr>
-                <w:b/>
-              </w:rPr>
-              <w:t>Вопросы</w:t>
-            </w:r>
-          </w:p>
-        </w:tc>
-        <w:tc>
-          <w:tcPr>
-            <w:tcW w:type="dxa" w:w="2040"/>
-          </w:tcPr>
-          <w:p>
-            <w:pPr>
-              <w:spacing w:before="20" w:after="20"/>
-            </w:pPr>
-            <w:r>
-              <w:rPr>
-                <w:b/>
-              </w:rPr>
-              <w:t>Баллы</w:t>
-            </w:r>
-          </w:p>
-        </w:tc>
-        <w:tc>
-          <w:tcPr>
-            <w:tcW w:type="dxa" w:w="2040"/>
-          </w:tcPr>
-          <w:p>
-            <w:pPr>
-              <w:spacing w:before="20" w:after="20"/>
-            </w:pPr>
-            <w:r>
-              <w:rPr>
-                <w:b/>
-              </w:rPr>
-              <w:t>Из</w:t>
-            </w:r>
-          </w:p>
-        </w:tc>
-      </w:tr>
-      <w:tr>
-        <w:tc>
-          <w:tcPr>
-            <w:tcW w:type="dxa" w:w="2040"/>
-          </w:tcPr>
-          <w:p>
-            <w:pPr>
-              <w:spacing w:before="20" w:after="20"/>
-            </w:pPr>
-            <w:r>
-              <w:t>5.1</w:t>
-            </w:r>
-          </w:p>
-        </w:tc>
-        <w:tc>
-          <w:tcPr>
-            <w:tcW w:type="dxa" w:w="2040"/>
-          </w:tcPr>
-          <w:p>
-            <w:pPr>
-              <w:spacing w:before="20" w:after="20"/>
-            </w:pPr>
-            <w:r>
-              <w:t>Корпоративная почта</w:t>
-            </w:r>
-          </w:p>
-        </w:tc>
-        <w:tc>
-          <w:tcPr>
-            <w:tcW w:type="dxa" w:w="2040"/>
-          </w:tcPr>
-          <w:p>
-            <w:pPr>
-              <w:spacing w:before="20" w:after="20"/>
-            </w:pPr>
-            <w:r>
-              <w:t>4</w:t>
-            </w:r>
-          </w:p>
-        </w:tc>
-        <w:tc>
-          <w:tcPr>
-            <w:tcW w:type="dxa" w:w="2040"/>
-          </w:tcPr>
-          <w:p>
-            <w:pPr>
-              <w:spacing w:before="20" w:after="20"/>
-            </w:pPr>
-          </w:p>
-        </w:tc>
-        <w:tc>
-          <w:tcPr>
-            <w:tcW w:type="dxa" w:w="2040"/>
-          </w:tcPr>
-          <w:p>
-            <w:pPr>
-              <w:spacing w:before="20" w:after="20"/>
-            </w:pPr>
-            <w:r>
-              <w:t>8</w:t>
-            </w:r>
-          </w:p>
-        </w:tc>
-      </w:tr>
-      <w:tr>
-        <w:tc>
-          <w:tcPr>
-            <w:tcW w:type="dxa" w:w="2040"/>
-          </w:tcPr>
-          <w:p>
-            <w:pPr>
-              <w:spacing w:before="20" w:after="20"/>
-            </w:pPr>
-            <w:r>
-              <w:t>5.2</w:t>
-            </w:r>
-          </w:p>
-        </w:tc>
-        <w:tc>
-          <w:tcPr>
-            <w:tcW w:type="dxa" w:w="2040"/>
-          </w:tcPr>
-          <w:p>
-            <w:pPr>
-              <w:spacing w:before="20" w:after="20"/>
-            </w:pPr>
-            <w:r>
-              <w:t>Телефония</w:t>
-            </w:r>
-          </w:p>
-        </w:tc>
-        <w:tc>
-          <w:tcPr>
-            <w:tcW w:type="dxa" w:w="2040"/>
-          </w:tcPr>
-          <w:p>
-            <w:pPr>
-              <w:spacing w:before="20" w:after="20"/>
-            </w:pPr>
-            <w:r>
-              <w:t>8</w:t>
-            </w:r>
-          </w:p>
-        </w:tc>
-        <w:tc>
-          <w:tcPr>
-            <w:tcW w:type="dxa" w:w="2040"/>
-          </w:tcPr>
-          <w:p>
-            <w:pPr>
-              <w:spacing w:before="20" w:after="20"/>
-            </w:pPr>
-          </w:p>
-        </w:tc>
-        <w:tc>
-          <w:tcPr>
-            <w:tcW w:type="dxa" w:w="2040"/>
-          </w:tcPr>
-          <w:p>
-            <w:pPr>
-              <w:spacing w:before="20" w:after="20"/>
-            </w:pPr>
-            <w:r>
-              <w:t>16</w:t>
-            </w:r>
-          </w:p>
-        </w:tc>
-      </w:tr>
-      <w:tr>
-        <w:tc>
-          <w:tcPr>
-            <w:tcW w:type="dxa" w:w="2040"/>
-          </w:tcPr>
-          <w:p>
-            <w:pPr>
-              <w:spacing w:before="20" w:after="20"/>
-            </w:pPr>
-            <w:r>
-              <w:t>5.3</w:t>
-            </w:r>
-          </w:p>
-        </w:tc>
-        <w:tc>
-          <w:tcPr>
-            <w:tcW w:type="dxa" w:w="2040"/>
-          </w:tcPr>
-          <w:p>
-            <w:pPr>
-              <w:spacing w:before="20" w:after="20"/>
-            </w:pPr>
-            <w:r>
-              <w:t>VPN</w:t>
-            </w:r>
-          </w:p>
-        </w:tc>
-        <w:tc>
-          <w:tcPr>
-            <w:tcW w:type="dxa" w:w="2040"/>
-          </w:tcPr>
-          <w:p>
-            <w:pPr>
-              <w:spacing w:before="20" w:after="20"/>
-            </w:pPr>
-            <w:r>
-              <w:t>4</w:t>
-            </w:r>
-          </w:p>
-        </w:tc>
-        <w:tc>
-          <w:tcPr>
-            <w:tcW w:type="dxa" w:w="2040"/>
-          </w:tcPr>
-          <w:p>
-            <w:pPr>
-              <w:spacing w:before="20" w:after="20"/>
-            </w:pPr>
-          </w:p>
-        </w:tc>
-        <w:tc>
-          <w:tcPr>
-            <w:tcW w:type="dxa" w:w="2040"/>
-          </w:tcPr>
-          <w:p>
-            <w:pPr>
-              <w:spacing w:before="20" w:after="20"/>
-            </w:pPr>
-            <w:r>
-              <w:t>8</w:t>
-            </w:r>
-          </w:p>
-        </w:tc>
-      </w:tr>
-      <w:tr>
-        <w:tc>
-          <w:tcPr>
-            <w:tcW w:type="dxa" w:w="2040"/>
-          </w:tcPr>
-          <w:p>
-            <w:pPr>
-              <w:spacing w:before="20" w:after="20"/>
-            </w:pPr>
-            <w:r>
-              <w:t>5.4</w:t>
-            </w:r>
-          </w:p>
-        </w:tc>
-        <w:tc>
-          <w:tcPr>
-            <w:tcW w:type="dxa" w:w="2040"/>
-          </w:tcPr>
-          <w:p>
-            <w:pPr>
-              <w:spacing w:before="20" w:after="20"/>
-            </w:pPr>
-            <w:r>
-              <w:t>Аналитика PowerBI</w:t>
-            </w:r>
-          </w:p>
-        </w:tc>
-        <w:tc>
-          <w:tcPr>
-            <w:tcW w:type="dxa" w:w="2040"/>
-          </w:tcPr>
-          <w:p>
-            <w:pPr>
-              <w:spacing w:before="20" w:after="20"/>
-            </w:pPr>
-            <w:r>
-              <w:t>3</w:t>
-            </w:r>
-          </w:p>
-        </w:tc>
-        <w:tc>
-          <w:tcPr>
-            <w:tcW w:type="dxa" w:w="2040"/>
-          </w:tcPr>
-          <w:p>
-            <w:pPr>
-              <w:spacing w:before="20" w:after="20"/>
-            </w:pPr>
-          </w:p>
-        </w:tc>
-        <w:tc>
-          <w:tcPr>
-            <w:tcW w:type="dxa" w:w="2040"/>
-          </w:tcPr>
-          <w:p>
-            <w:pPr>
-              <w:spacing w:before="20" w:after="20"/>
-            </w:pPr>
-            <w:r>
-              <w:t>6</w:t>
-            </w:r>
-          </w:p>
-        </w:tc>
-      </w:tr>
-      <w:tr>
-        <w:tc>
-          <w:tcPr>
-            <w:tcW w:type="dxa" w:w="2040"/>
-          </w:tcPr>
-          <w:p>
-            <w:pPr>
-              <w:spacing w:before="20" w:after="20"/>
-            </w:pPr>
-            <w:r>
-              <w:t>5.5</w:t>
-            </w:r>
-          </w:p>
-        </w:tc>
-        <w:tc>
-          <w:tcPr>
-            <w:tcW w:type="dxa" w:w="2040"/>
-          </w:tcPr>
-          <w:p>
-            <w:pPr>
-              <w:spacing w:before="20" w:after="20"/>
-            </w:pPr>
-            <w:r>
-              <w:t>ЭЦП, КриптоПро, Office</w:t>
-            </w:r>
-          </w:p>
-        </w:tc>
-        <w:tc>
-          <w:tcPr>
-            <w:tcW w:type="dxa" w:w="2040"/>
-          </w:tcPr>
-          <w:p>
-            <w:pPr>
-              <w:spacing w:before="20" w:after="20"/>
-            </w:pPr>
-            <w:r>
-              <w:t>5</w:t>
-            </w:r>
-          </w:p>
-        </w:tc>
-        <w:tc>
-          <w:tcPr>
-            <w:tcW w:type="dxa" w:w="2040"/>
-          </w:tcPr>
-          <w:p>
-            <w:pPr>
-              <w:spacing w:before="20" w:after="20"/>
-            </w:pPr>
-          </w:p>
-        </w:tc>
-        <w:tc>
-          <w:tcPr>
-            <w:tcW w:type="dxa" w:w="2040"/>
-          </w:tcPr>
-          <w:p>
-            <w:pPr>
-              <w:spacing w:before="20" w:after="20"/>
-            </w:pPr>
-            <w:r>
-              <w:t>10</w:t>
-            </w:r>
-          </w:p>
-        </w:tc>
-      </w:tr>
-      <w:tr>
-        <w:tc>
-          <w:tcPr>
-            <w:tcW w:type="dxa" w:w="2040"/>
-          </w:tcPr>
-          <w:p>
-            <w:pPr>
-              <w:spacing w:before="20" w:after="20"/>
-            </w:pPr>
-            <w:r>
-              <w:t>5.6</w:t>
-            </w:r>
-          </w:p>
-        </w:tc>
-        <w:tc>
-          <w:tcPr>
-            <w:tcW w:type="dxa" w:w="2040"/>
-          </w:tcPr>
-          <w:p>
-            <w:pPr>
-              <w:spacing w:before="20" w:after="20"/>
-            </w:pPr>
-            <w:r>
-              <w:t>AnyDesk и удалённая помощь</w:t>
-            </w:r>
-          </w:p>
-        </w:tc>
-        <w:tc>
-          <w:tcPr>
-            <w:tcW w:type="dxa" w:w="2040"/>
-          </w:tcPr>
-          <w:p>
-            <w:pPr>
-              <w:spacing w:before="20" w:after="20"/>
-            </w:pPr>
-            <w:r>
-              <w:t>3</w:t>
-            </w:r>
-          </w:p>
-        </w:tc>
-        <w:tc>
-          <w:tcPr>
-            <w:tcW w:type="dxa" w:w="2040"/>
-          </w:tcPr>
-          <w:p>
-            <w:pPr>
-              <w:spacing w:before="20" w:after="20"/>
-            </w:pPr>
-          </w:p>
-        </w:tc>
-        <w:tc>
-          <w:tcPr>
-            <w:tcW w:type="dxa" w:w="2040"/>
-          </w:tcPr>
-          <w:p>
-            <w:pPr>
-              <w:spacing w:before="20" w:after="20"/>
-            </w:pPr>
-            <w:r>
-              <w:t>6</w:t>
-            </w:r>
-          </w:p>
-        </w:tc>
-      </w:tr>
-      <w:tr>
-        <w:tc>
-          <w:tcPr>
-            <w:tcW w:type="dxa" w:w="2040"/>
-          </w:tcPr>
-          <w:p>
-            <w:pPr>
-              <w:spacing w:before="20" w:after="20"/>
-            </w:pPr>
-            <w:r>
-              <w:t>5.7</w:t>
-            </w:r>
-          </w:p>
-        </w:tc>
-        <w:tc>
-          <w:tcPr>
-            <w:tcW w:type="dxa" w:w="2040"/>
-          </w:tcPr>
-          <w:p>
-            <w:pPr>
-              <w:spacing w:before="20" w:after="20"/>
-            </w:pPr>
-            <w:r>
-              <w:t>Сервера банков</w:t>
-            </w:r>
-          </w:p>
-        </w:tc>
-        <w:tc>
-          <w:tcPr>
-            <w:tcW w:type="dxa" w:w="2040"/>
-          </w:tcPr>
-          <w:p>
-            <w:pPr>
-              <w:spacing w:before="20" w:after="20"/>
-            </w:pPr>
-            <w:r>
-              <w:t>3</w:t>
-            </w:r>
-          </w:p>
-        </w:tc>
-        <w:tc>
-          <w:tcPr>
-            <w:tcW w:type="dxa" w:w="2040"/>
-          </w:tcPr>
-          <w:p>
-            <w:pPr>
-              <w:spacing w:before="20" w:after="20"/>
-            </w:pPr>
-          </w:p>
-        </w:tc>
-        <w:tc>
-          <w:tcPr>
-            <w:tcW w:type="dxa" w:w="2040"/>
-          </w:tcPr>
-          <w:p>
-            <w:pPr>
-              <w:spacing w:before="20" w:after="20"/>
-            </w:pPr>
-            <w:r>
-              <w:t>6</w:t>
-            </w:r>
-          </w:p>
-        </w:tc>
-      </w:tr>
-      <w:tr>
-        <w:tc>
-          <w:tcPr>
-            <w:tcW w:type="dxa" w:w="2040"/>
-          </w:tcPr>
-          <w:p>
-            <w:pPr>
-              <w:spacing w:before="20" w:after="20"/>
-            </w:pPr>
-            <w:r>
-              <w:t>5.8</w:t>
-            </w:r>
-          </w:p>
-        </w:tc>
-        <w:tc>
-          <w:tcPr>
-            <w:tcW w:type="dxa" w:w="2040"/>
-          </w:tcPr>
-          <w:p>
-            <w:pPr>
-              <w:spacing w:before="20" w:after="20"/>
-            </w:pPr>
-            <w:r>
-              <w:t>Прочее</w:t>
-            </w:r>
-          </w:p>
-        </w:tc>
-        <w:tc>
-          <w:tcPr>
-            <w:tcW w:type="dxa" w:w="2040"/>
-          </w:tcPr>
-          <w:p>
-            <w:pPr>
-              <w:spacing w:before="20" w:after="20"/>
-            </w:pPr>
-            <w:r>
-              <w:t>7</w:t>
-            </w:r>
-          </w:p>
-        </w:tc>
-        <w:tc>
-          <w:tcPr>
-            <w:tcW w:type="dxa" w:w="2040"/>
-          </w:tcPr>
-          <w:p>
-            <w:pPr>
-              <w:spacing w:before="20" w:after="20"/>
-            </w:pPr>
-          </w:p>
-        </w:tc>
-        <w:tc>
-          <w:tcPr>
-            <w:tcW w:type="dxa" w:w="2040"/>
-          </w:tcPr>
-          <w:p>
-            <w:pPr>
-              <w:spacing w:before="20" w:after="20"/>
-            </w:pPr>
-            <w:r>
-              <w:t>14</w:t>
-            </w:r>
-          </w:p>
-        </w:tc>
-      </w:tr>
-      <w:tr>
-        <w:tc>
-          <w:tcPr>
-            <w:tcW w:type="dxa" w:w="2040"/>
-          </w:tcPr>
-          <w:p>
-            <w:pPr>
-              <w:spacing w:before="20" w:after="20"/>
-            </w:pPr>
-          </w:p>
-        </w:tc>
-        <w:tc>
-          <w:tcPr>
-            <w:tcW w:type="dxa" w:w="2040"/>
-          </w:tcPr>
-          <w:p>
-            <w:pPr>
-              <w:spacing w:before="20" w:after="20"/>
-            </w:pPr>
-            <w:r>
-              <w:rPr>
-                <w:b/>
-              </w:rPr>
-              <w:t>Итого по разделу 5</w:t>
-            </w:r>
-          </w:p>
-        </w:tc>
-        <w:tc>
-          <w:tcPr>
-            <w:tcW w:type="dxa" w:w="2040"/>
-          </w:tcPr>
-          <w:p>
-            <w:pPr>
-              <w:spacing w:before="20" w:after="20"/>
-            </w:pPr>
-            <w:r>
-              <w:rPr>
-                <w:b/>
-              </w:rPr>
-              <w:t>37</w:t>
-            </w:r>
-          </w:p>
-        </w:tc>
-        <w:tc>
-          <w:tcPr>
-            <w:tcW w:type="dxa" w:w="2040"/>
-          </w:tcPr>
-          <w:p>
-            <w:pPr>
-              <w:spacing w:before="20" w:after="20"/>
-            </w:pPr>
-          </w:p>
-        </w:tc>
-        <w:tc>
-          <w:tcPr>
-            <w:tcW w:type="dxa" w:w="2040"/>
-          </w:tcPr>
-          <w:p>
-            <w:pPr>
-              <w:spacing w:before="20" w:after="20"/>
-            </w:pPr>
-            <w:r>
-              <w:rPr>
-                <w:b/>
-              </w:rPr>
-              <w:t>74</w:t>
-            </w:r>
-          </w:p>
-        </w:tc>
-      </w:tr>
-    </w:tbl>
-    <w:p/>
-    <w:p>
-      <w:r>
-        <w:t>Процент выполнения: ______ %   →   в зачёт (× 10%): ______ из 10</w:t>
-      </w:r>
-    </w:p>
-    <w:p>
-      <w:r>
-        <w:t>Замечания:</w:t>
-      </w:r>
-    </w:p>
-    <w:tbl>
-      <w:tblPr>
-        <w:tblStyle w:val="TableGrid"/>
-        <w:tblW w:type="auto" w:w="0"/>
-        <w:tblLook w:firstColumn="1" w:firstRow="1" w:lastColumn="0" w:lastRow="0" w:noHBand="0" w:noVBand="1" w:val="04A0"/>
-      </w:tblPr>
-      <w:tblGrid>
-        <w:gridCol w:w="10200"/>
-      </w:tblGrid>
-      <w:tr>
-        <w:tc>
-          <w:tcPr>
-            <w:tcW w:type="dxa" w:w="10200"/>
-          </w:tcPr>
-          <w:p>
-            <w:r>
-              <w:br/>
-              <w:br/>
-              <w:br/>
-            </w:r>
-          </w:p>
-        </w:tc>
-      </w:tr>
-    </w:tbl>
-    <w:p/>
     <w:p>
       <w:r>
         <w:rPr>
@@ -3898,7 +5073,6 @@
       <w:tblPr>
         <w:tblStyle w:val="TableGrid"/>
         <w:tblW w:type="auto" w:w="0"/>
-        <w:jc w:val="center"/>
         <w:tblLook w:firstColumn="1" w:firstRow="1" w:lastColumn="0" w:lastRow="0" w:noHBand="0" w:noVBand="1" w:val="04A0"/>
       </w:tblPr>
       <w:tblGrid>
@@ -3989,7 +5163,7 @@
               <w:spacing w:before="20" w:after="20"/>
             </w:pPr>
             <w:r>
-              <w:t>15</w:t>
+              <w:t>10</w:t>
             </w:r>
           </w:p>
         </w:tc>
@@ -4004,7 +5178,7 @@
               <w:spacing w:before="20" w:after="20"/>
             </w:pPr>
             <w:r>
-              <w:t>2. Учётные записи и доступы</w:t>
+              <w:t>2. Удалённый рабочий стол (RDP)</w:t>
             </w:r>
           </w:p>
         </w:tc>
@@ -4027,7 +5201,7 @@
               <w:spacing w:before="20" w:after="20"/>
             </w:pPr>
             <w:r>
-              <w:t>22</w:t>
+              <w:t>18</w:t>
             </w:r>
           </w:p>
         </w:tc>
@@ -4042,7 +5216,7 @@
               <w:spacing w:before="20" w:after="20"/>
             </w:pPr>
             <w:r>
-              <w:t>3. 1С и удалённый рабочий стол</w:t>
+              <w:t>3. 1С: МИС, Бухгалтерия, ЗУП</w:t>
             </w:r>
           </w:p>
         </w:tc>
@@ -4065,7 +5239,7 @@
               <w:spacing w:before="20" w:after="20"/>
             </w:pPr>
             <w:r>
-              <w:t>35</w:t>
+              <w:t>30</w:t>
             </w:r>
           </w:p>
         </w:tc>
@@ -4103,7 +5277,7 @@
               <w:spacing w:before="20" w:after="20"/>
             </w:pPr>
             <w:r>
-              <w:t>18</w:t>
+              <w:t>22</w:t>
             </w:r>
           </w:p>
         </w:tc>
@@ -4118,7 +5292,7 @@
               <w:spacing w:before="20" w:after="20"/>
             </w:pPr>
             <w:r>
-              <w:t>5. Почта, телефония, прочие</w:t>
+              <w:t>5. Корпоративная почта</w:t>
             </w:r>
           </w:p>
         </w:tc>
@@ -4141,7 +5315,121 @@
               <w:spacing w:before="20" w:after="20"/>
             </w:pPr>
             <w:r>
-              <w:t>10</w:t>
+              <w:t>8</w:t>
+            </w:r>
+          </w:p>
+        </w:tc>
+      </w:tr>
+      <w:tr>
+        <w:tc>
+          <w:tcPr>
+            <w:tcW w:type="dxa" w:w="3400"/>
+          </w:tcPr>
+          <w:p>
+            <w:pPr>
+              <w:spacing w:before="20" w:after="20"/>
+            </w:pPr>
+            <w:r>
+              <w:t>6. Телефония</w:t>
+            </w:r>
+          </w:p>
+        </w:tc>
+        <w:tc>
+          <w:tcPr>
+            <w:tcW w:type="dxa" w:w="3400"/>
+          </w:tcPr>
+          <w:p>
+            <w:pPr>
+              <w:spacing w:before="20" w:after="20"/>
+            </w:pPr>
+          </w:p>
+        </w:tc>
+        <w:tc>
+          <w:tcPr>
+            <w:tcW w:type="dxa" w:w="3400"/>
+          </w:tcPr>
+          <w:p>
+            <w:pPr>
+              <w:spacing w:before="20" w:after="20"/>
+            </w:pPr>
+            <w:r>
+              <w:t>6</w:t>
+            </w:r>
+          </w:p>
+        </w:tc>
+      </w:tr>
+      <w:tr>
+        <w:tc>
+          <w:tcPr>
+            <w:tcW w:type="dxa" w:w="3400"/>
+          </w:tcPr>
+          <w:p>
+            <w:pPr>
+              <w:spacing w:before="20" w:after="20"/>
+            </w:pPr>
+            <w:r>
+              <w:t>7. VPN и удалённый доступ</w:t>
+            </w:r>
+          </w:p>
+        </w:tc>
+        <w:tc>
+          <w:tcPr>
+            <w:tcW w:type="dxa" w:w="3400"/>
+          </w:tcPr>
+          <w:p>
+            <w:pPr>
+              <w:spacing w:before="20" w:after="20"/>
+            </w:pPr>
+          </w:p>
+        </w:tc>
+        <w:tc>
+          <w:tcPr>
+            <w:tcW w:type="dxa" w:w="3400"/>
+          </w:tcPr>
+          <w:p>
+            <w:pPr>
+              <w:spacing w:before="20" w:after="20"/>
+            </w:pPr>
+            <w:r>
+              <w:t>4</w:t>
+            </w:r>
+          </w:p>
+        </w:tc>
+      </w:tr>
+      <w:tr>
+        <w:tc>
+          <w:tcPr>
+            <w:tcW w:type="dxa" w:w="3400"/>
+          </w:tcPr>
+          <w:p>
+            <w:pPr>
+              <w:spacing w:before="20" w:after="20"/>
+            </w:pPr>
+            <w:r>
+              <w:t>8. Прочие сервисы</w:t>
+            </w:r>
+          </w:p>
+        </w:tc>
+        <w:tc>
+          <w:tcPr>
+            <w:tcW w:type="dxa" w:w="3400"/>
+          </w:tcPr>
+          <w:p>
+            <w:pPr>
+              <w:spacing w:before="20" w:after="20"/>
+            </w:pPr>
+          </w:p>
+        </w:tc>
+        <w:tc>
+          <w:tcPr>
+            <w:tcW w:type="dxa" w:w="3400"/>
+          </w:tcPr>
+          <w:p>
+            <w:pPr>
+              <w:spacing w:before="20" w:after="20"/>
+            </w:pPr>
+            <w:r>
+              <w:t>2</w:t>
             </w:r>
           </w:p>
         </w:tc>
@@ -4245,7 +5533,6 @@
       <w:tblPr>
         <w:tblStyle w:val="TableGrid"/>
         <w:tblW w:type="auto" w:w="0"/>
-        <w:jc w:val="center"/>
         <w:tblLook w:firstColumn="1" w:firstRow="1" w:lastColumn="0" w:lastRow="0" w:noHBand="0" w:noVBand="1" w:val="04A0"/>
       </w:tblPr>
       <w:tblGrid>
@@ -4584,7 +5871,6 @@
       <w:tblPr>
         <w:tblStyle w:val="TableGrid"/>
         <w:tblW w:type="auto" w:w="0"/>
-        <w:jc w:val="center"/>
         <w:tblLook w:firstColumn="1" w:firstRow="1" w:lastColumn="0" w:lastRow="0" w:noHBand="0" w:noVBand="1" w:val="04A0"/>
       </w:tblPr>
       <w:tblGrid>
@@ -4923,7 +6209,6 @@
       <w:tblPr>
         <w:tblStyle w:val="TableGrid"/>
         <w:tblW w:type="auto" w:w="0"/>
-        <w:jc w:val="center"/>
         <w:tblLook w:firstColumn="1" w:firstRow="1" w:lastColumn="0" w:lastRow="0" w:noHBand="0" w:noVBand="1" w:val="04A0"/>
       </w:tblPr>
       <w:tblGrid>
@@ -5286,7 +6571,6 @@
       <w:tblPr>
         <w:tblStyle w:val="TableGrid"/>
         <w:tblW w:type="auto" w:w="0"/>
-        <w:jc w:val="center"/>
         <w:tblLook w:firstColumn="1" w:firstRow="1" w:lastColumn="0" w:lastRow="0" w:noHBand="0" w:noVBand="1" w:val="04A0"/>
       </w:tblPr>
       <w:tblGrid>
@@ -5928,7 +7212,6 @@
       <w:tblPr>
         <w:tblStyle w:val="TableGrid"/>
         <w:tblW w:type="auto" w:w="0"/>
-        <w:jc w:val="center"/>
         <w:tblLook w:firstColumn="1" w:firstRow="1" w:lastColumn="0" w:lastRow="0" w:noHBand="0" w:noVBand="1" w:val="04A0"/>
       </w:tblPr>
       <w:tblGrid>
@@ -6239,7 +7522,7 @@
         <w:t xml:space="preserve">☐  </w:t>
       </w:r>
       <w:r>
-        <w:t xml:space="preserve">Раздел 2 (учётные записи) — не ниже </w:t>
+        <w:t xml:space="preserve">Раздел 2 (RDP) — не ниже </w:t>
       </w:r>
       <w:r>
         <w:rPr>
@@ -6256,7 +7539,7 @@
         <w:t xml:space="preserve">☐  </w:t>
       </w:r>
       <w:r>
-        <w:t xml:space="preserve">Раздел 3 (1С и RDP) — не ниже </w:t>
+        <w:t xml:space="preserve">Раздел 3 (1С) — не ниже </w:t>
       </w:r>
       <w:r>
         <w:rPr>
@@ -6273,16 +7556,33 @@
         <w:t xml:space="preserve">☐  </w:t>
       </w:r>
       <w:r>
-        <w:t xml:space="preserve">Подраздел 2.3 — названы </w:t>
+        <w:t xml:space="preserve">Раздел 4 (Битрикс24) — не ниже </w:t>
       </w:r>
       <w:r>
         <w:rPr>
           <w:b/>
         </w:rPr>
-        <w:t>все</w:t>
+        <w:t>60%</w:t>
+      </w:r>
+    </w:p>
+    <w:p>
+      <w:pPr>
+        <w:ind w:left="340"/>
+      </w:pPr>
+      <w:r>
+        <w:t xml:space="preserve">☐  </w:t>
       </w:r>
       <w:r>
-        <w:t xml:space="preserve"> системы блокировки при увольнении</w:t>
+        <w:t xml:space="preserve">Сквозная проверка по увольнению — названы </w:t>
+      </w:r>
+      <w:r>
+        <w:rPr>
+          <w:b/>
+        </w:rPr>
+        <w:t>все 8</w:t>
+      </w:r>
+      <w:r>
+        <w:t xml:space="preserve"> систем</w:t>
       </w:r>
     </w:p>
     <w:p>
@@ -6431,7 +7731,6 @@
       <w:tblPr>
         <w:tblStyle w:val="TableGrid"/>
         <w:tblW w:type="auto" w:w="0"/>
-        <w:jc w:val="center"/>
         <w:tblLook w:firstColumn="1" w:firstRow="1" w:lastColumn="0" w:lastRow="0" w:noHBand="0" w:noVBand="1" w:val="04A0"/>
       </w:tblPr>
       <w:tblGrid>
